--- a/server/resumes/Kartavya_Garhwal_Resume.docx
+++ b/server/resumes/Kartavya_Garhwal_Resume.docx
@@ -1,6 +1,6 @@
 
 <file path=word/document.xml><?xml version="1.0" encoding="utf-8"?>
-<w:document xmlns:wpc="http://schemas.microsoft.com/office/word/2010/wordprocessingCanvas" xmlns:mc="http://schemas.openxmlformats.org/markup-compatibility/2006" xmlns:o="urn:schemas-microsoft-com:office:office" xmlns:r="http://schemas.openxmlformats.org/officeDocument/2006/relationships" xmlns:m="http://schemas.openxmlformats.org/officeDocument/2006/math" xmlns:v="urn:schemas-microsoft-com:vml" xmlns:wp14="http://schemas.microsoft.com/office/word/2010/wordprocessingDrawing" xmlns:wp="http://schemas.openxmlformats.org/drawingml/2006/wordprocessingDrawing" xmlns:w10="urn:schemas-microsoft-com:office:word" xmlns:w="http://schemas.openxmlformats.org/wordprocessingml/2006/main" xmlns:w14="http://schemas.microsoft.com/office/word/2010/wordml" xmlns:w15="http://schemas.microsoft.com/office/word/2012/wordml" xmlns:wpg="http://schemas.microsoft.com/office/word/2010/wordprocessingGroup" xmlns:wpi="http://schemas.microsoft.com/office/word/2010/wordprocessingInk" xmlns:wne="http://schemas.microsoft.com/office/word/2006/wordml" xmlns:wps="http://schemas.microsoft.com/office/word/2010/wordprocessingShape" xmlns:cx="http://schemas.microsoft.com/office/drawing/2014/chartex" xmlns:cx1="http://schemas.microsoft.com/office/drawing/2015/9/8/chartex" xmlns:cx2="http://schemas.microsoft.com/office/drawing/2015/10/21/chartex" xmlns:cx3="http://schemas.microsoft.com/office/drawing/2016/5/9/chartex" xmlns:cx4="http://schemas.microsoft.com/office/drawing/2016/5/10/chartex" xmlns:cx5="http://schemas.microsoft.com/office/drawing/2016/5/11/chartex" xmlns:cx6="http://schemas.microsoft.com/office/drawing/2016/5/12/chartex" xmlns:cx7="http://schemas.microsoft.com/office/drawing/2016/5/13/chartex" xmlns:cx8="http://schemas.microsoft.com/office/drawing/2016/5/14/chartex" xmlns:aink="http://schemas.microsoft.com/office/drawing/2016/ink" xmlns:am3d="http://schemas.microsoft.com/office/drawing/2017/model3d" xmlns:w16cex="http://schemas.microsoft.com/office/word/2018/wordml/cex" xmlns:w16cid="http://schemas.microsoft.com/office/word/2016/wordml/cid" xmlns:w16="http://schemas.microsoft.com/office/word/2018/wordml" xmlns:w16sdtdh="http://schemas.microsoft.com/office/word/2020/wordml/sdtdatahash" xmlns:w16se="http://schemas.microsoft.com/office/word/2015/wordml/symex" mc:Ignorable="w14 w15 wp14">
+<w:document xmlns:wpc="http://schemas.microsoft.com/office/word/2010/wordprocessingCanvas" xmlns:cx="http://schemas.microsoft.com/office/drawing/2014/chartex" xmlns:cx1="http://schemas.microsoft.com/office/drawing/2015/9/8/chartex" xmlns:cx2="http://schemas.microsoft.com/office/drawing/2015/10/21/chartex" xmlns:cx3="http://schemas.microsoft.com/office/drawing/2016/5/9/chartex" xmlns:cx4="http://schemas.microsoft.com/office/drawing/2016/5/10/chartex" xmlns:cx5="http://schemas.microsoft.com/office/drawing/2016/5/11/chartex" xmlns:cx6="http://schemas.microsoft.com/office/drawing/2016/5/12/chartex" xmlns:cx7="http://schemas.microsoft.com/office/drawing/2016/5/13/chartex" xmlns:cx8="http://schemas.microsoft.com/office/drawing/2016/5/14/chartex" xmlns:mc="http://schemas.openxmlformats.org/markup-compatibility/2006" xmlns:m="http://schemas.openxmlformats.org/officeDocument/2006/math" xmlns:aink="http://schemas.microsoft.com/office/drawing/2016/ink" xmlns:am3d="http://schemas.microsoft.com/office/drawing/2017/model3d" xmlns:oel="http://schemas.microsoft.com/office/2019/extlst" xmlns:r="http://schemas.openxmlformats.org/officeDocument/2006/relationships" xmlns:wp14="http://schemas.microsoft.com/office/word/2010/wordprocessingDrawing" xmlns:wp="http://schemas.openxmlformats.org/drawingml/2006/wordprocessingDrawing" xmlns:wpg="http://schemas.microsoft.com/office/word/2010/wordprocessingGroup" xmlns:wpi="http://schemas.microsoft.com/office/word/2010/wordprocessingInk" xmlns:wps="http://schemas.microsoft.com/office/word/2010/wordprocessingShape" xmlns:o="urn:schemas-microsoft-com:office:office" xmlns:v="urn:schemas-microsoft-com:vml" xmlns:w10="urn:schemas-microsoft-com:office:word" xmlns:w="http://schemas.openxmlformats.org/wordprocessingml/2006/main" xmlns:w14="http://schemas.microsoft.com/office/word/2010/wordml" xmlns:w15="http://schemas.microsoft.com/office/word/2012/wordml" xmlns:w16cex="http://schemas.microsoft.com/office/word/2018/wordml/cex" xmlns:w16cid="http://schemas.microsoft.com/office/word/2016/wordml/cid" xmlns:w16="http://schemas.microsoft.com/office/word/2018/wordml" xmlns:w16sdtdh="http://schemas.microsoft.com/office/word/2020/wordml/sdtdatahash" xmlns:w16sdtfl="http://schemas.microsoft.com/office/word/2024/wordml/sdtformatlock" xmlns:w16se="http://schemas.microsoft.com/office/word/2015/wordml/symex" xmlns:w16du="http://schemas.microsoft.com/office/word/2023/wordml/word16du" xmlns:wne="http://schemas.microsoft.com/office/word/2006/wordml" mc:Ignorable="w14 w15 w16se w16cid w16 w16cex w16sdtdh w16sdtfl w16du wp14">
   <w:body>
     <w:p>
       <w:pPr>
@@ -9,7 +9,7 @@
         <w:jc w:val="center"/>
       </w:pPr>
       <w:r>
-        <w:t xml:space="preserve">KARTAVYA GARHWAL</w:t>
+        <w:t>KARTAVYA GARHWAL</w:t>
       </w:r>
     </w:p>
     <w:p>
@@ -17,39 +17,117 @@
         <w:spacing w:after="200"/>
         <w:jc w:val="center"/>
       </w:pPr>
+      <w:proofErr w:type="spellStart"/>
       <w:r>
         <w:rPr>
           <w:b/>
           <w:bCs/>
           <w:color w:val="2563EB"/>
         </w:rPr>
-        <w:t xml:space="preserve">B.Tech in Computer Science | Aspiring Full-Stack &amp; AI/ML Developer
-</w:t>
+        <w:t>B.Tech</w:t>
+      </w:r>
+      <w:proofErr w:type="spellEnd"/>
+      <w:r>
+        <w:rPr>
+          <w:b/>
+          <w:bCs/>
+          <w:color w:val="2563EB"/>
+        </w:rPr>
+        <w:t xml:space="preserve"> in Computer Science | Aspiring Full-Stack &amp; AI/ML Developer </w:t>
       </w:r>
       <w:r>
         <w:rPr>
           <w:color w:val="475569"/>
         </w:rPr>
-        <w:t xml:space="preserve">Jaipur, Rajasthan, India | JK Lakshmipat University (2024–2028) | Third Year
-</w:t>
-      </w:r>
+        <w:t xml:space="preserve">Jaipur, Rajasthan, India | JK </w:t>
+      </w:r>
+      <w:proofErr w:type="spellStart"/>
       <w:r>
         <w:rPr>
           <w:color w:val="475569"/>
         </w:rPr>
-        <w:t xml:space="preserve">Email: [kartavya.contact@example.com] | LinkedIn: [linkedin.com/in/kartavya-garhwal] | GitHub: [github.com/kartavyagarhwal]</w:t>
+        <w:t>Lakshmipat</w:t>
+      </w:r>
+      <w:proofErr w:type="spellEnd"/>
+      <w:r>
+        <w:rPr>
+          <w:color w:val="475569"/>
+        </w:rPr>
+        <w:t xml:space="preserve"> University (2024–2028) | Third Year </w:t>
+      </w:r>
+      <w:r>
+        <w:rPr>
+          <w:color w:val="475569"/>
+        </w:rPr>
+        <w:t xml:space="preserve">| </w:t>
+      </w:r>
+      <w:r>
+        <w:rPr>
+          <w:color w:val="475569"/>
+        </w:rPr>
+        <w:t>Email: [kartavya</w:t>
+      </w:r>
+      <w:r>
+        <w:rPr>
+          <w:color w:val="475569"/>
+        </w:rPr>
+        <w:t>garhwal</w:t>
+      </w:r>
+      <w:r>
+        <w:rPr>
+          <w:color w:val="475569"/>
+        </w:rPr>
+        <w:t>@</w:t>
+      </w:r>
+      <w:r>
+        <w:rPr>
+          <w:color w:val="475569"/>
+        </w:rPr>
+        <w:t>gmail</w:t>
+      </w:r>
+      <w:r>
+        <w:rPr>
+          <w:color w:val="475569"/>
+        </w:rPr>
+        <w:t>.com] | LinkedIn: [</w:t>
+      </w:r>
+      <w:r>
+        <w:rPr>
+          <w:sz w:val="21"/>
+          <w:szCs w:val="21"/>
+          <w:shd w:val="clear" w:color="auto" w:fill="FFFFFF"/>
+        </w:rPr>
+        <w:t>www.linkedin.com/in/kartavya-garhwal-developer</w:t>
+      </w:r>
+      <w:r>
+        <w:rPr>
+          <w:color w:val="475569"/>
+        </w:rPr>
+        <w:t>] | GitHub: [</w:t>
+      </w:r>
+      <w:r>
+        <w:rPr>
+          <w:color w:val="475569"/>
+        </w:rPr>
+        <w:t>https://github.com/Kartavya2024</w:t>
+      </w:r>
+      <w:r>
+        <w:rPr>
+          <w:color w:val="475569"/>
+        </w:rPr>
+        <w:t>]</w:t>
       </w:r>
     </w:p>
     <w:p>
       <w:pPr>
         <w:pStyle w:val="Heading2"/>
         <w:pBdr>
-          <w:bottom w:val="single" w:color="CBD5E1" w:sz="6"/>
+          <w:bottom w:val="single" w:sz="6" w:space="0" w:color="CBD5E1"/>
         </w:pBdr>
         <w:spacing w:before="200" w:after="100"/>
       </w:pPr>
       <w:r>
-        <w:t xml:space="preserve">PROFESSIONAL SUMMARY</w:t>
+        <w:t>PROFESSIONAL SUMMARY</w:t>
       </w:r>
     </w:p>
     <w:p>
@@ -57,19 +135,27 @@
         <w:spacing w:after="150"/>
       </w:pPr>
       <w:r>
-        <w:t xml:space="preserve">Computer Science Engineering undergraduate at JK Lakshmipat University (JKLU), Jaipur, with strong academic footing and practical experience in MERN stack development, Python systems, Machine Learning, and Cybersecurity. Passionate about building performant web applications, data-driven forecasting models, and Retrieval-Augmented Generation (RAG) architectures.</w:t>
+        <w:t xml:space="preserve">Computer Science Engineering undergraduate at JK </w:t>
+      </w:r>
+      <w:proofErr w:type="spellStart"/>
+      <w:r>
+        <w:t>Lakshmipat</w:t>
+      </w:r>
+      <w:proofErr w:type="spellEnd"/>
+      <w:r>
+        <w:t xml:space="preserve"> University (JKLU), Jaipur, with strong academic footing and practical experience in MERN stack development, Python systems, Machine Learning, and Cybersecurity. Passionate about building performant web applications, data-driven forecasting models, and Retrieval-Augmented Generation (RAG) architectures.</w:t>
       </w:r>
     </w:p>
     <w:p>
       <w:pPr>
         <w:pStyle w:val="Heading2"/>
         <w:pBdr>
-          <w:bottom w:val="single" w:color="CBD5E1" w:sz="6"/>
+          <w:bottom w:val="single" w:sz="6" w:space="0" w:color="CBD5E1"/>
         </w:pBdr>
         <w:spacing w:before="200" w:after="100"/>
       </w:pPr>
       <w:r>
-        <w:t xml:space="preserve">EDUCATION</w:t>
+        <w:t>EDUCATION</w:t>
       </w:r>
     </w:p>
     <w:p>
@@ -81,8 +167,23 @@
           <w:b/>
           <w:bCs/>
         </w:rPr>
-        <w:t xml:space="preserve">Bachelor of Technology (B.Tech) in Computer Science (2024–2028)
-</w:t>
+        <w:t>Bachelor of Technology (</w:t>
+      </w:r>
+      <w:proofErr w:type="spellStart"/>
+      <w:r>
+        <w:rPr>
+          <w:b/>
+          <w:bCs/>
+        </w:rPr>
+        <w:t>B.Tech</w:t>
+      </w:r>
+      <w:proofErr w:type="spellEnd"/>
+      <w:r>
+        <w:rPr>
+          <w:b/>
+          <w:bCs/>
+        </w:rPr>
+        <w:t xml:space="preserve">) in Computer Science (2024–2028) </w:t>
       </w:r>
       <w:r>
         <w:rPr>
@@ -90,31 +191,47 @@
           <w:bCs/>
           <w:color w:val="2563EB"/>
         </w:rPr>
-        <w:t xml:space="preserve">JK Lakshmipat University (JKLU), Jaipur, Rajasthan
-</w:t>
-      </w:r>
-      <w:r>
-        <w:t xml:space="preserve">Current Status: Third Year
-</w:t>
+        <w:t xml:space="preserve">JK </w:t>
+      </w:r>
+      <w:proofErr w:type="spellStart"/>
+      <w:r>
+        <w:rPr>
+          <w:b/>
+          <w:bCs/>
+          <w:color w:val="2563EB"/>
+        </w:rPr>
+        <w:t>Lakshmipat</w:t>
+      </w:r>
+      <w:proofErr w:type="spellEnd"/>
+      <w:r>
+        <w:rPr>
+          <w:b/>
+          <w:bCs/>
+          <w:color w:val="2563EB"/>
+        </w:rPr>
+        <w:t xml:space="preserve"> University (JKLU), Jaipur, Rajasthan </w:t>
+      </w:r>
+      <w:r>
+        <w:t xml:space="preserve">Current Status: Third Year </w:t>
       </w:r>
       <w:r>
         <w:rPr>
           <w:i/>
           <w:iCs/>
         </w:rPr>
-        <w:t xml:space="preserve">Relevant Coursework: Data Structures &amp; Algorithms, Database Management Systems, Full-Stack Web Development, Machine Learning Fundamentals, Computer Networks, Operating Systems.</w:t>
+        <w:t>Relevant Coursework: Data Structures &amp; Algorithms, Database Management Systems, Full-Stack Web Development, Machine Learning Fundamentals, Computer Networks, Operating Systems.</w:t>
       </w:r>
     </w:p>
     <w:p>
       <w:pPr>
         <w:pStyle w:val="Heading2"/>
         <w:pBdr>
-          <w:bottom w:val="single" w:color="CBD5E1" w:sz="6"/>
+          <w:bottom w:val="single" w:sz="6" w:space="0" w:color="CBD5E1"/>
         </w:pBdr>
         <w:spacing w:before="200" w:after="100"/>
       </w:pPr>
       <w:r>
-        <w:t xml:space="preserve">TECHNICAL SKILLS</w:t>
+        <w:t>TECHNICAL SKILLS</w:t>
       </w:r>
     </w:p>
     <w:p>
@@ -126,7 +243,7 @@
         <w:t xml:space="preserve">Programming Languages: </w:t>
       </w:r>
       <w:r>
-        <w:t xml:space="preserve">C, Python, JavaScript (ES6+), SQL</w:t>
+        <w:t>C, Python, JavaScript (ES6+), SQL</w:t>
       </w:r>
     </w:p>
     <w:p>
@@ -138,7 +255,7 @@
         <w:t xml:space="preserve">Frontend Development: </w:t>
       </w:r>
       <w:r>
-        <w:t xml:space="preserve">React.js, HTML5, CSS3/Modern CSS, Vite, Responsive Web Design</w:t>
+        <w:t>React.js, HTML5, CSS3/Modern CSS, Vite, Responsive Web Design</w:t>
       </w:r>
     </w:p>
     <w:p>
@@ -150,7 +267,7 @@
         <w:t xml:space="preserve">Backend Development: </w:t>
       </w:r>
       <w:r>
-        <w:t xml:space="preserve">Node.js, Express.js, Django, RESTful API Architecture</w:t>
+        <w:t>Node.js, Express.js, Django, RESTful API Architecture</w:t>
       </w:r>
     </w:p>
     <w:p>
@@ -162,7 +279,7 @@
         <w:t xml:space="preserve">Databases: </w:t>
       </w:r>
       <w:r>
-        <w:t xml:space="preserve">MongoDB, Mongoose ODM, Relational SQL</w:t>
+        <w:t>MongoDB, Mongoose ODM, Relational SQL</w:t>
       </w:r>
     </w:p>
     <w:p>
@@ -174,7 +291,15 @@
         <w:t xml:space="preserve">Data Science &amp; AI/ML: </w:t>
       </w:r>
       <w:r>
-        <w:t xml:space="preserve">pandas, NumPy, scikit-learn, Retrieval-Augmented Generation (GraphRAG), Anomaly Detection</w:t>
+        <w:t>pandas, NumPy, scikit-learn, Retrieval-Augmented Generation (</w:t>
+      </w:r>
+      <w:proofErr w:type="spellStart"/>
+      <w:r>
+        <w:t>GraphRAG</w:t>
+      </w:r>
+      <w:proofErr w:type="spellEnd"/>
+      <w:r>
+        <w:t>), Anomaly Detection</w:t>
       </w:r>
     </w:p>
     <w:p>
@@ -189,19 +314,27 @@
         <w:t xml:space="preserve">Tools &amp; DevOps: </w:t>
       </w:r>
       <w:r>
-        <w:t xml:space="preserve">Git, GitHub, npm, VS Code, Postman, Linux Basics</w:t>
+        <w:t xml:space="preserve">Git, GitHub, </w:t>
+      </w:r>
+      <w:proofErr w:type="spellStart"/>
+      <w:r>
+        <w:t>npm</w:t>
+      </w:r>
+      <w:proofErr w:type="spellEnd"/>
+      <w:r>
+        <w:t>, VS Code, Postman, Linux Basics</w:t>
       </w:r>
     </w:p>
     <w:p>
       <w:pPr>
         <w:pStyle w:val="Heading2"/>
         <w:pBdr>
-          <w:bottom w:val="single" w:color="CBD5E1" w:sz="6"/>
+          <w:bottom w:val="single" w:sz="6" w:space="0" w:color="CBD5E1"/>
         </w:pBdr>
         <w:spacing w:before="200" w:after="100"/>
       </w:pPr>
       <w:r>
-        <w:t xml:space="preserve">KEY ACADEMIC &amp; TECHNICAL PROJECTS</w:t>
+        <w:t>KEY ACADEMIC &amp; TECHNICAL PROJECTS</w:t>
       </w:r>
     </w:p>
     <w:p>
@@ -218,7 +351,7 @@
           <w:iCs/>
           <w:color w:val="2563EB"/>
         </w:rPr>
-        <w:t xml:space="preserve">[Python, Node.js, Express, MongoDB, Cybersecurity]</w:t>
+        <w:t>[Python, Node.js, Express, MongoDB, Cybersecurity]</w:t>
       </w:r>
     </w:p>
     <w:p>
@@ -230,7 +363,7 @@
         </w:numPr>
       </w:pPr>
       <w:r>
-        <w:t xml:space="preserve">• Engineered a centralized cybersecurity monitoring system capturing device metrics, active processes, and network socket traffic.</w:t>
+        <w:t>• Engineered a centralized cybersecurity monitoring system capturing device metrics, active processes, and network socket traffic.</w:t>
       </w:r>
     </w:p>
     <w:p>
@@ -243,16 +376,32 @@
         <w:spacing w:after="100"/>
       </w:pPr>
       <w:r>
-        <w:t xml:space="preserve">• Implemented anomaly detection heuristics and real-time security event alerts integrated into an intuitive monitoring dashboard.</w:t>
-      </w:r>
-    </w:p>
-    <w:p>
-      <w:r>
-        <w:rPr>
-          <w:b/>
-          <w:bCs/>
-        </w:rPr>
-        <w:t xml:space="preserve">2. GraphRAG Knowledge Retrieval System </w:t>
+        <w:t>• Implemented anomaly detection heuristics and real-time security event alerts integrated into an intuitive monitoring dashboard.</w:t>
+      </w:r>
+    </w:p>
+    <w:p>
+      <w:r>
+        <w:rPr>
+          <w:b/>
+          <w:bCs/>
+        </w:rPr>
+        <w:t xml:space="preserve">2. </w:t>
+      </w:r>
+      <w:proofErr w:type="spellStart"/>
+      <w:r>
+        <w:rPr>
+          <w:b/>
+          <w:bCs/>
+        </w:rPr>
+        <w:t>GraphRAG</w:t>
+      </w:r>
+      <w:proofErr w:type="spellEnd"/>
+      <w:r>
+        <w:rPr>
+          <w:b/>
+          <w:bCs/>
+        </w:rPr>
+        <w:t xml:space="preserve"> Knowledge Retrieval System </w:t>
       </w:r>
       <w:r>
         <w:rPr>
@@ -260,7 +409,7 @@
           <w:iCs/>
           <w:color w:val="2563EB"/>
         </w:rPr>
-        <w:t xml:space="preserve">[Python, Knowledge Graphs, Vector Search, LLM RAG, NLP]</w:t>
+        <w:t>[Python, Knowledge Graphs, Vector Search, LLM RAG, NLP]</w:t>
       </w:r>
     </w:p>
     <w:p>
@@ -272,7 +421,7 @@
         </w:numPr>
       </w:pPr>
       <w:r>
-        <w:t xml:space="preserve">• Designed a hybrid QA system fusing unstructured document retrieval with knowledge-graph entity relationships.</w:t>
+        <w:t>• Designed a hybrid QA system fusing unstructured document retrieval with knowledge-graph entity relationships.</w:t>
       </w:r>
     </w:p>
     <w:p>
@@ -285,7 +434,7 @@
         <w:spacing w:after="100"/>
       </w:pPr>
       <w:r>
-        <w:t xml:space="preserve">• Enabled multi-hop reasoning over complex technical corpora, connecting fragmented facts across multiple documents.</w:t>
+        <w:t>• Enabled multi-hop reasoning over complex technical corpora, connecting fragmented facts across multiple documents.</w:t>
       </w:r>
     </w:p>
     <w:p>
@@ -302,7 +451,7 @@
           <w:iCs/>
           <w:color w:val="2563EB"/>
         </w:rPr>
-        <w:t xml:space="preserve">[Python, pandas, NumPy, scikit-learn, Data Analysis]</w:t>
+        <w:t>[Python, pandas, NumPy, scikit-learn, Data Analysis]</w:t>
       </w:r>
     </w:p>
     <w:p>
@@ -314,7 +463,15 @@
         </w:numPr>
       </w:pPr>
       <w:r>
-        <w:t xml:space="preserve">• Constructed an exploratory data pipeline analyzing particulate matter (PM2.5, PM10), CO, and NO2 pollution indicators.</w:t>
+        <w:t xml:space="preserve">• Constructed an exploratory data pipeline </w:t>
+      </w:r>
+      <w:proofErr w:type="spellStart"/>
+      <w:r>
+        <w:t>analyzing</w:t>
+      </w:r>
+      <w:proofErr w:type="spellEnd"/>
+      <w:r>
+        <w:t xml:space="preserve"> particulate matter (PM2.5, PM10), CO, and NO2 pollution indicators.</w:t>
       </w:r>
     </w:p>
     <w:p>
@@ -327,7 +484,7 @@
         <w:spacing w:after="100"/>
       </w:pPr>
       <w:r>
-        <w:t xml:space="preserve">• Evaluated correlation matrices and trained baseline regression models to accurately forecast environmental AQI levels.</w:t>
+        <w:t>• Evaluated correlation matrices and trained baseline regression models to accurately forecast environmental AQI levels.</w:t>
       </w:r>
     </w:p>
     <w:p>
@@ -344,7 +501,7 @@
           <w:iCs/>
           <w:color w:val="2563EB"/>
         </w:rPr>
-        <w:t xml:space="preserve">[Python, pandas, scikit-learn, Feature Engineering]</w:t>
+        <w:t>[Python, pandas, scikit-learn, Feature Engineering]</w:t>
       </w:r>
     </w:p>
     <w:p>
@@ -356,7 +513,7 @@
         </w:numPr>
       </w:pPr>
       <w:r>
-        <w:t xml:space="preserve">• Conducted exploratory data analysis on student academic progression patterns and assessment indicators.</w:t>
+        <w:t>• Conducted exploratory data analysis on student academic progression patterns and assessment indicators.</w:t>
       </w:r>
     </w:p>
     <w:p>
@@ -369,19 +526,19 @@
         <w:spacing w:after="150"/>
       </w:pPr>
       <w:r>
-        <w:t xml:space="preserve">• Built predictive baseline models identifying early signals for academic intervention and student performance recovery.</w:t>
+        <w:t>• Built predictive baseline models identifying early signals for academic intervention and student performance recovery.</w:t>
       </w:r>
     </w:p>
     <w:p>
       <w:pPr>
         <w:pStyle w:val="Heading2"/>
         <w:pBdr>
-          <w:bottom w:val="single" w:color="CBD5E1" w:sz="6"/>
+          <w:bottom w:val="single" w:sz="6" w:space="0" w:color="CBD5E1"/>
         </w:pBdr>
         <w:spacing w:before="200" w:after="100"/>
       </w:pPr>
       <w:r>
-        <w:t xml:space="preserve">CERTIFICATIONS &amp; ACHIEVEMENTS</w:t>
+        <w:t>CERTIFICATIONS &amp; ACHIEVEMENTS</w:t>
       </w:r>
     </w:p>
     <w:p>
@@ -393,7 +550,7 @@
         </w:numPr>
       </w:pPr>
       <w:r>
-        <w:t xml:space="preserve">• Academic Projects: Actively pursuing practical engineering implementations in full-stack web and intelligent systems.</w:t>
+        <w:t>• Academic Projects: Actively pursuing practical engineering implementations in full-stack web and intelligent systems.</w:t>
       </w:r>
     </w:p>
     <w:p>
@@ -405,7 +562,7 @@
         </w:numPr>
       </w:pPr>
       <w:r>
-        <w:t xml:space="preserve">• Professional Focus: Cybersecurity architectures, scalable backend services, and Retrieval-Augmented Generation workflows.</w:t>
+        <w:t>• Professional Focus: Cybersecurity architectures, scalable backend services, and Retrieval-Augmented Generation workflows.</w:t>
       </w:r>
     </w:p>
     <w:p>
@@ -417,65 +574,26 @@
         </w:numPr>
       </w:pPr>
       <w:r>
-        <w:t xml:space="preserve">• [Note: Verified certifications from NPTEL/Coursera/platforms can be added in the centralized portfolio configuration]</w:t>
+        <w:t>• [Note: Verified certifications from NPTEL/Coursera/platforms can be added in the centralized portfolio configuration]</w:t>
       </w:r>
     </w:p>
     <w:sectPr>
-      <w:pgSz w:w="11906" w:h="16838" w:orient="portrait"/>
+      <w:pgSz w:w="11906" w:h="16838"/>
       <w:pgMar w:top="720" w:right="720" w:bottom="720" w:left="720" w:header="708" w:footer="708" w:gutter="0"/>
-      <w:pgNumType/>
+      <w:cols w:space="720"/>
       <w:docGrid w:linePitch="360"/>
     </w:sectPr>
   </w:body>
 </w:document>
 </file>
 
-<file path=word/comments.xml><?xml version="1.0" encoding="utf-8"?>
-<w:comments xmlns:cx="http://schemas.microsoft.com/office/drawing/2014/chartex" xmlns:cx1="http://schemas.microsoft.com/office/drawing/2015/9/8/chartex" xmlns:cx2="http://schemas.microsoft.com/office/drawing/2015/10/21/chartex" xmlns:cx3="http://schemas.microsoft.com/office/drawing/2016/5/9/chartex" xmlns:cx4="http://schemas.microsoft.com/office/drawing/2016/5/10/chartex" xmlns:cx5="http://schemas.microsoft.com/office/drawing/2016/5/11/chartex" xmlns:cx6="http://schemas.microsoft.com/office/drawing/2016/5/12/chartex" xmlns:cx7="http://schemas.microsoft.com/office/drawing/2016/5/13/chartex" xmlns:cx8="http://schemas.microsoft.com/office/drawing/2016/5/14/chartex" xmlns:mc="http://schemas.openxmlformats.org/markup-compatibility/2006" xmlns:aink="http://schemas.microsoft.com/office/drawing/2016/ink" xmlns:am3d="http://schemas.microsoft.com/office/drawing/2017/model3d" xmlns:o="urn:schemas-microsoft-com:office:office" xmlns:r="http://schemas.openxmlformats.org/officeDocument/2006/relationships" xmlns:m="http://schemas.openxmlformats.org/officeDocument/2006/math" xmlns:v="urn:schemas-microsoft-com:vml" xmlns:wp14="http://schemas.microsoft.com/office/word/2010/wordprocessingDrawing" xmlns:wp="http://schemas.openxmlformats.org/drawingml/2006/wordprocessingDrawing" xmlns:w10="urn:schemas-microsoft-com:office:word" xmlns:w="http://schemas.openxmlformats.org/wordprocessingml/2006/main" xmlns:w14="http://schemas.microsoft.com/office/word/2010/wordml" xmlns:w15="http://schemas.microsoft.com/office/word/2012/wordml" xmlns:w16cex="http://schemas.microsoft.com/office/word/2018/wordml/cex" xmlns:w16cid="http://schemas.microsoft.com/office/word/2016/wordml/cid" xmlns:w16="http://schemas.microsoft.com/office/word/2018/wordml" xmlns:w16sdtdh="http://schemas.microsoft.com/office/word/2020/wordml/sdtdatahash" xmlns:w16se="http://schemas.microsoft.com/office/word/2015/wordml/symex" xmlns:wpg="http://schemas.microsoft.com/office/word/2010/wordprocessingGroup" xmlns:wpi="http://schemas.microsoft.com/office/word/2010/wordprocessingInk" xmlns:wne="http://schemas.microsoft.com/office/word/2006/wordml" xmlns:wps="http://schemas.microsoft.com/office/word/2010/wordprocessingShape"/>
-</file>
-
-<file path=word/footnotes.xml><?xml version="1.0" encoding="utf-8"?>
-<w:footnotes xmlns:wpc="http://schemas.microsoft.com/office/word/2010/wordprocessingCanvas" xmlns:mc="http://schemas.openxmlformats.org/markup-compatibility/2006" xmlns:o="urn:schemas-microsoft-com:office:office" xmlns:r="http://schemas.openxmlformats.org/officeDocument/2006/relationships" xmlns:m="http://schemas.openxmlformats.org/officeDocument/2006/math" xmlns:v="urn:schemas-microsoft-com:vml" xmlns:wp14="http://schemas.microsoft.com/office/word/2010/wordprocessingDrawing" xmlns:wp="http://schemas.openxmlformats.org/drawingml/2006/wordprocessingDrawing" xmlns:w10="urn:schemas-microsoft-com:office:word" xmlns:w="http://schemas.openxmlformats.org/wordprocessingml/2006/main" xmlns:w14="http://schemas.microsoft.com/office/word/2010/wordml" xmlns:w15="http://schemas.microsoft.com/office/word/2012/wordml" xmlns:wpg="http://schemas.microsoft.com/office/word/2010/wordprocessingGroup" xmlns:wpi="http://schemas.microsoft.com/office/word/2010/wordprocessingInk" xmlns:wne="http://schemas.microsoft.com/office/word/2006/wordml" xmlns:wps="http://schemas.microsoft.com/office/word/2010/wordprocessingShape" mc:Ignorable="w14 w15 wp14">
-  <w:footnote w:type="separator" w:id="-1">
-    <w:p>
-      <w:pPr>
-        <w:spacing w:after="0" w:line="240" w:lineRule="auto"/>
-      </w:pPr>
-      <w:r>
-        <w:rPr>
-          <w:rStyle w:val="FootnoteReference"/>
-        </w:rPr>
-        <w:footnoteRef/>
-      </w:r>
-      <w:r>
-        <w:separator/>
-      </w:r>
-    </w:p>
-  </w:footnote>
-  <w:footnote w:type="continuationSeparator" w:id="0">
-    <w:p>
-      <w:pPr>
-        <w:spacing w:after="0" w:line="240" w:lineRule="auto"/>
-      </w:pPr>
-      <w:r>
-        <w:rPr>
-          <w:rStyle w:val="FootnoteReference"/>
-        </w:rPr>
-        <w:footnoteRef/>
-      </w:r>
-      <w:r>
-        <w:continuationSeparator/>
-      </w:r>
-    </w:p>
-  </w:footnote>
-</w:footnotes>
-</file>
-
 <file path=word/numbering.xml><?xml version="1.0" encoding="utf-8"?>
-<w:numbering xmlns:wpc="http://schemas.microsoft.com/office/word/2010/wordprocessingCanvas" xmlns:mc="http://schemas.openxmlformats.org/markup-compatibility/2006" xmlns:o="urn:schemas-microsoft-com:office:office" xmlns:r="http://schemas.openxmlformats.org/officeDocument/2006/relationships" xmlns:m="http://schemas.openxmlformats.org/officeDocument/2006/math" xmlns:v="urn:schemas-microsoft-com:vml" xmlns:wp14="http://schemas.microsoft.com/office/word/2010/wordprocessingDrawing" xmlns:wp="http://schemas.openxmlformats.org/drawingml/2006/wordprocessingDrawing" xmlns:w10="urn:schemas-microsoft-com:office:word" xmlns:w="http://schemas.openxmlformats.org/wordprocessingml/2006/main" xmlns:w14="http://schemas.microsoft.com/office/word/2010/wordml" xmlns:w15="http://schemas.microsoft.com/office/word/2012/wordml" xmlns:wpg="http://schemas.microsoft.com/office/word/2010/wordprocessingGroup" xmlns:wpi="http://schemas.microsoft.com/office/word/2010/wordprocessingInk" xmlns:wne="http://schemas.microsoft.com/office/word/2006/wordml" xmlns:wps="http://schemas.microsoft.com/office/word/2010/wordprocessingShape" mc:Ignorable="w14 w15 wp14">
-  <w:abstractNum w:abstractNumId="1" w15:restartNumberingAfterBreak="0">
+<w:numbering xmlns:wpc="http://schemas.microsoft.com/office/word/2010/wordprocessingCanvas" xmlns:cx="http://schemas.microsoft.com/office/drawing/2014/chartex" xmlns:cx1="http://schemas.microsoft.com/office/drawing/2015/9/8/chartex" xmlns:cx2="http://schemas.microsoft.com/office/drawing/2015/10/21/chartex" xmlns:cx3="http://schemas.microsoft.com/office/drawing/2016/5/9/chartex" xmlns:cx4="http://schemas.microsoft.com/office/drawing/2016/5/10/chartex" xmlns:cx5="http://schemas.microsoft.com/office/drawing/2016/5/11/chartex" xmlns:cx6="http://schemas.microsoft.com/office/drawing/2016/5/12/chartex" xmlns:cx7="http://schemas.microsoft.com/office/drawing/2016/5/13/chartex" xmlns:cx8="http://schemas.microsoft.com/office/drawing/2016/5/14/chartex" xmlns:mc="http://schemas.openxmlformats.org/markup-compatibility/2006" xmlns:m="http://schemas.openxmlformats.org/officeDocument/2006/math" xmlns:aink="http://schemas.microsoft.com/office/drawing/2016/ink" xmlns:am3d="http://schemas.microsoft.com/office/drawing/2017/model3d" xmlns:oel="http://schemas.microsoft.com/office/2019/extlst" xmlns:r="http://schemas.openxmlformats.org/officeDocument/2006/relationships" xmlns:wp14="http://schemas.microsoft.com/office/word/2010/wordprocessingDrawing" xmlns:wp="http://schemas.openxmlformats.org/drawingml/2006/wordprocessingDrawing" xmlns:wpg="http://schemas.microsoft.com/office/word/2010/wordprocessingGroup" xmlns:wpi="http://schemas.microsoft.com/office/word/2010/wordprocessingInk" xmlns:wps="http://schemas.microsoft.com/office/word/2010/wordprocessingShape" xmlns:o="urn:schemas-microsoft-com:office:office" xmlns:v="urn:schemas-microsoft-com:vml" xmlns:w10="urn:schemas-microsoft-com:office:word" xmlns:w="http://schemas.openxmlformats.org/wordprocessingml/2006/main" xmlns:w14="http://schemas.microsoft.com/office/word/2010/wordml" xmlns:w15="http://schemas.microsoft.com/office/word/2012/wordml" xmlns:w16cex="http://schemas.microsoft.com/office/word/2018/wordml/cex" xmlns:w16cid="http://schemas.microsoft.com/office/word/2016/wordml/cid" xmlns:w16="http://schemas.microsoft.com/office/word/2018/wordml" xmlns:w16sdtdh="http://schemas.microsoft.com/office/word/2020/wordml/sdtdatahash" xmlns:w16sdtfl="http://schemas.microsoft.com/office/word/2024/wordml/sdtformatlock" xmlns:w16se="http://schemas.microsoft.com/office/word/2015/wordml/symex" xmlns:w16du="http://schemas.microsoft.com/office/word/2023/wordml/word16du" xmlns:wne="http://schemas.microsoft.com/office/word/2006/wordml" mc:Ignorable="w14 w15 w16se w16cid w16 w16cex w16sdtdh w16sdtfl w16du wp14">
+  <w:abstractNum w:abstractNumId="0" w15:restartNumberingAfterBreak="0">
+    <w:nsid w:val="471A6E8E"/>
     <w:multiLevelType w:val="hybridMultilevel"/>
-    <w:lvl w:ilvl="0" w15:tentative="1">
+    <w:tmpl w:val="F7422496"/>
+    <w:lvl w:ilvl="0" w:tplc="E2E62F5A">
       <w:start w:val="1"/>
       <w:numFmt w:val="bullet"/>
       <w:lvlText w:val="●"/>
@@ -484,7 +602,7 @@
         <w:ind w:left="720" w:hanging="360"/>
       </w:pPr>
     </w:lvl>
-    <w:lvl w:ilvl="1" w15:tentative="1">
+    <w:lvl w:ilvl="1" w:tplc="1D964358">
       <w:start w:val="1"/>
       <w:numFmt w:val="bullet"/>
       <w:lvlText w:val="○"/>
@@ -493,7 +611,7 @@
         <w:ind w:left="1440" w:hanging="360"/>
       </w:pPr>
     </w:lvl>
-    <w:lvl w:ilvl="2" w15:tentative="1">
+    <w:lvl w:ilvl="2" w:tplc="1412787A">
       <w:start w:val="1"/>
       <w:numFmt w:val="bullet"/>
       <w:lvlText w:val="■"/>
@@ -502,7 +620,7 @@
         <w:ind w:left="2160" w:hanging="360"/>
       </w:pPr>
     </w:lvl>
-    <w:lvl w:ilvl="3" w15:tentative="1">
+    <w:lvl w:ilvl="3" w:tplc="4DE26D60">
       <w:start w:val="1"/>
       <w:numFmt w:val="bullet"/>
       <w:lvlText w:val="●"/>
@@ -511,7 +629,7 @@
         <w:ind w:left="2880" w:hanging="360"/>
       </w:pPr>
     </w:lvl>
-    <w:lvl w:ilvl="4" w15:tentative="1">
+    <w:lvl w:ilvl="4" w:tplc="73D8A892">
       <w:start w:val="1"/>
       <w:numFmt w:val="bullet"/>
       <w:lvlText w:val="○"/>
@@ -520,7 +638,7 @@
         <w:ind w:left="3600" w:hanging="360"/>
       </w:pPr>
     </w:lvl>
-    <w:lvl w:ilvl="5" w15:tentative="1">
+    <w:lvl w:ilvl="5" w:tplc="6CF0BBFA">
       <w:start w:val="1"/>
       <w:numFmt w:val="bullet"/>
       <w:lvlText w:val="■"/>
@@ -529,7 +647,7 @@
         <w:ind w:left="4320" w:hanging="360"/>
       </w:pPr>
     </w:lvl>
-    <w:lvl w:ilvl="6" w15:tentative="1">
+    <w:lvl w:ilvl="6" w:tplc="EBCED450">
       <w:start w:val="1"/>
       <w:numFmt w:val="bullet"/>
       <w:lvlText w:val="●"/>
@@ -538,7 +656,7 @@
         <w:ind w:left="5040" w:hanging="360"/>
       </w:pPr>
     </w:lvl>
-    <w:lvl w:ilvl="7" w15:tentative="1">
+    <w:lvl w:ilvl="7" w:tplc="B52E2A6E">
       <w:start w:val="1"/>
       <w:numFmt w:val="bullet"/>
       <w:lvlText w:val="●"/>
@@ -547,7 +665,7 @@
         <w:ind w:left="5760" w:hanging="360"/>
       </w:pPr>
     </w:lvl>
-    <w:lvl w:ilvl="8" w15:tentative="1">
+    <w:lvl w:ilvl="8" w:tplc="30A8F46A">
       <w:start w:val="1"/>
       <w:numFmt w:val="bullet"/>
       <w:lvlText w:val="●"/>
@@ -557,8 +675,8 @@
       </w:pPr>
     </w:lvl>
   </w:abstractNum>
-  <w:num w:numId="1">
-    <w:abstractNumId w:val="1"/>
+  <w:num w:numId="1" w16cid:durableId="145778915">
+    <w:abstractNumId w:val="0"/>
     <w:lvlOverride w:ilvl="0">
       <w:startOverride w:val="1"/>
     </w:lvlOverride>
@@ -567,87 +685,519 @@
 </file>
 
 <file path=word/styles.xml><?xml version="1.0" encoding="utf-8"?>
-<w:styles xmlns:mc="http://schemas.openxmlformats.org/markup-compatibility/2006" xmlns:r="http://schemas.openxmlformats.org/officeDocument/2006/relationships" xmlns:w="http://schemas.openxmlformats.org/wordprocessingml/2006/main" xmlns:w14="http://schemas.microsoft.com/office/word/2010/wordml" xmlns:w15="http://schemas.microsoft.com/office/word/2012/wordml" mc:Ignorable="w14 w15">
+<w:styles xmlns:mc="http://schemas.openxmlformats.org/markup-compatibility/2006" xmlns:r="http://schemas.openxmlformats.org/officeDocument/2006/relationships" xmlns:w="http://schemas.openxmlformats.org/wordprocessingml/2006/main" xmlns:w14="http://schemas.microsoft.com/office/word/2010/wordml" xmlns:w15="http://schemas.microsoft.com/office/word/2012/wordml" xmlns:w16cex="http://schemas.microsoft.com/office/word/2018/wordml/cex" xmlns:w16cid="http://schemas.microsoft.com/office/word/2016/wordml/cid" xmlns:w16="http://schemas.microsoft.com/office/word/2018/wordml" xmlns:w16sdtdh="http://schemas.microsoft.com/office/word/2020/wordml/sdtdatahash" xmlns:w16sdtfl="http://schemas.microsoft.com/office/word/2024/wordml/sdtformatlock" xmlns:w16se="http://schemas.microsoft.com/office/word/2015/wordml/symex" xmlns:w16du="http://schemas.microsoft.com/office/word/2023/wordml/word16du" mc:Ignorable="w14 w15 w16se w16cid w16 w16cex w16sdtdh w16sdtfl w16du">
   <w:docDefaults>
-    <w:rPrDefault/>
+    <w:rPrDefault>
+      <w:rPr>
+        <w:rFonts w:ascii="Times New Roman" w:eastAsia="Times New Roman" w:hAnsi="Times New Roman" w:cs="Times New Roman"/>
+        <w:lang w:val="en-IN" w:eastAsia="en-GB" w:bidi="ar-SA"/>
+      </w:rPr>
+    </w:rPrDefault>
     <w:pPrDefault/>
   </w:docDefaults>
+  <w:latentStyles w:defLockedState="0" w:defUIPriority="99" w:defSemiHidden="0" w:defUnhideWhenUsed="0" w:defQFormat="0" w:count="376">
+    <w:lsdException w:name="Normal" w:uiPriority="0" w:qFormat="1"/>
+    <w:lsdException w:name="heading 1" w:uiPriority="9" w:qFormat="1"/>
+    <w:lsdException w:name="heading 2" w:semiHidden="1" w:uiPriority="9" w:unhideWhenUsed="1" w:qFormat="1"/>
+    <w:lsdException w:name="heading 3" w:semiHidden="1" w:uiPriority="9" w:unhideWhenUsed="1" w:qFormat="1"/>
+    <w:lsdException w:name="heading 4" w:semiHidden="1" w:uiPriority="9" w:unhideWhenUsed="1" w:qFormat="1"/>
+    <w:lsdException w:name="heading 5" w:semiHidden="1" w:uiPriority="9" w:unhideWhenUsed="1" w:qFormat="1"/>
+    <w:lsdException w:name="heading 6" w:semiHidden="1" w:uiPriority="9" w:unhideWhenUsed="1" w:qFormat="1"/>
+    <w:lsdException w:name="heading 7" w:semiHidden="1" w:uiPriority="9" w:unhideWhenUsed="1" w:qFormat="1"/>
+    <w:lsdException w:name="heading 8" w:semiHidden="1" w:uiPriority="9" w:unhideWhenUsed="1" w:qFormat="1"/>
+    <w:lsdException w:name="heading 9" w:semiHidden="1" w:uiPriority="9" w:unhideWhenUsed="1" w:qFormat="1"/>
+    <w:lsdException w:name="index 1" w:semiHidden="1" w:unhideWhenUsed="1"/>
+    <w:lsdException w:name="index 2" w:semiHidden="1" w:unhideWhenUsed="1"/>
+    <w:lsdException w:name="index 3" w:semiHidden="1" w:unhideWhenUsed="1"/>
+    <w:lsdException w:name="index 4" w:semiHidden="1" w:unhideWhenUsed="1"/>
+    <w:lsdException w:name="index 5" w:semiHidden="1" w:unhideWhenUsed="1"/>
+    <w:lsdException w:name="index 6" w:semiHidden="1" w:unhideWhenUsed="1"/>
+    <w:lsdException w:name="index 7" w:semiHidden="1" w:unhideWhenUsed="1"/>
+    <w:lsdException w:name="index 8" w:semiHidden="1" w:unhideWhenUsed="1"/>
+    <w:lsdException w:name="index 9" w:semiHidden="1" w:unhideWhenUsed="1"/>
+    <w:lsdException w:name="toc 1" w:semiHidden="1" w:uiPriority="39" w:unhideWhenUsed="1"/>
+    <w:lsdException w:name="toc 2" w:semiHidden="1" w:uiPriority="39" w:unhideWhenUsed="1"/>
+    <w:lsdException w:name="toc 3" w:semiHidden="1" w:uiPriority="39" w:unhideWhenUsed="1"/>
+    <w:lsdException w:name="toc 4" w:semiHidden="1" w:uiPriority="39" w:unhideWhenUsed="1"/>
+    <w:lsdException w:name="toc 5" w:semiHidden="1" w:uiPriority="39" w:unhideWhenUsed="1"/>
+    <w:lsdException w:name="toc 6" w:semiHidden="1" w:uiPriority="39" w:unhideWhenUsed="1"/>
+    <w:lsdException w:name="toc 7" w:semiHidden="1" w:uiPriority="39" w:unhideWhenUsed="1"/>
+    <w:lsdException w:name="toc 8" w:semiHidden="1" w:uiPriority="39" w:unhideWhenUsed="1"/>
+    <w:lsdException w:name="toc 9" w:semiHidden="1" w:uiPriority="39" w:unhideWhenUsed="1"/>
+    <w:lsdException w:name="Normal Indent" w:semiHidden="1" w:unhideWhenUsed="1"/>
+    <w:lsdException w:name="footnote text" w:semiHidden="1" w:unhideWhenUsed="1"/>
+    <w:lsdException w:name="annotation text" w:semiHidden="1" w:unhideWhenUsed="1"/>
+    <w:lsdException w:name="header" w:semiHidden="1" w:unhideWhenUsed="1"/>
+    <w:lsdException w:name="footer" w:semiHidden="1" w:unhideWhenUsed="1"/>
+    <w:lsdException w:name="index heading" w:semiHidden="1" w:unhideWhenUsed="1"/>
+    <w:lsdException w:name="caption" w:semiHidden="1" w:uiPriority="35" w:unhideWhenUsed="1" w:qFormat="1"/>
+    <w:lsdException w:name="table of figures" w:semiHidden="1" w:unhideWhenUsed="1"/>
+    <w:lsdException w:name="envelope address" w:semiHidden="1" w:unhideWhenUsed="1"/>
+    <w:lsdException w:name="envelope return" w:semiHidden="1" w:unhideWhenUsed="1"/>
+    <w:lsdException w:name="footnote reference" w:semiHidden="1" w:unhideWhenUsed="1"/>
+    <w:lsdException w:name="annotation reference" w:semiHidden="1" w:unhideWhenUsed="1"/>
+    <w:lsdException w:name="line number" w:semiHidden="1" w:unhideWhenUsed="1"/>
+    <w:lsdException w:name="page number" w:semiHidden="1" w:unhideWhenUsed="1"/>
+    <w:lsdException w:name="endnote reference" w:semiHidden="1" w:unhideWhenUsed="1"/>
+    <w:lsdException w:name="endnote text" w:semiHidden="1" w:unhideWhenUsed="1"/>
+    <w:lsdException w:name="table of authorities" w:semiHidden="1" w:unhideWhenUsed="1"/>
+    <w:lsdException w:name="macro" w:semiHidden="1" w:unhideWhenUsed="1"/>
+    <w:lsdException w:name="toa heading" w:semiHidden="1" w:unhideWhenUsed="1"/>
+    <w:lsdException w:name="List" w:semiHidden="1" w:unhideWhenUsed="1"/>
+    <w:lsdException w:name="List Bullet" w:semiHidden="1" w:unhideWhenUsed="1"/>
+    <w:lsdException w:name="List Number" w:semiHidden="1" w:unhideWhenUsed="1"/>
+    <w:lsdException w:name="List 2" w:semiHidden="1" w:unhideWhenUsed="1"/>
+    <w:lsdException w:name="List 3" w:semiHidden="1" w:unhideWhenUsed="1"/>
+    <w:lsdException w:name="List 4" w:semiHidden="1" w:unhideWhenUsed="1"/>
+    <w:lsdException w:name="List 5" w:semiHidden="1" w:unhideWhenUsed="1"/>
+    <w:lsdException w:name="List Bullet 2" w:semiHidden="1" w:unhideWhenUsed="1"/>
+    <w:lsdException w:name="List Bullet 3" w:semiHidden="1" w:unhideWhenUsed="1"/>
+    <w:lsdException w:name="List Bullet 4" w:semiHidden="1" w:unhideWhenUsed="1"/>
+    <w:lsdException w:name="List Bullet 5" w:semiHidden="1" w:unhideWhenUsed="1"/>
+    <w:lsdException w:name="List Number 2" w:semiHidden="1" w:unhideWhenUsed="1"/>
+    <w:lsdException w:name="List Number 3" w:semiHidden="1" w:unhideWhenUsed="1"/>
+    <w:lsdException w:name="List Number 4" w:semiHidden="1" w:unhideWhenUsed="1"/>
+    <w:lsdException w:name="List Number 5" w:semiHidden="1" w:unhideWhenUsed="1"/>
+    <w:lsdException w:name="Title" w:uiPriority="10" w:qFormat="1"/>
+    <w:lsdException w:name="Closing" w:semiHidden="1" w:unhideWhenUsed="1"/>
+    <w:lsdException w:name="Signature" w:semiHidden="1" w:unhideWhenUsed="1"/>
+    <w:lsdException w:name="Default Paragraph Font" w:semiHidden="1" w:uiPriority="1" w:unhideWhenUsed="1"/>
+    <w:lsdException w:name="Body Text" w:semiHidden="1" w:unhideWhenUsed="1"/>
+    <w:lsdException w:name="Body Text Indent" w:semiHidden="1" w:unhideWhenUsed="1"/>
+    <w:lsdException w:name="List Continue" w:semiHidden="1" w:unhideWhenUsed="1"/>
+    <w:lsdException w:name="List Continue 2" w:semiHidden="1" w:unhideWhenUsed="1"/>
+    <w:lsdException w:name="List Continue 3" w:semiHidden="1" w:unhideWhenUsed="1"/>
+    <w:lsdException w:name="List Continue 4" w:semiHidden="1" w:unhideWhenUsed="1"/>
+    <w:lsdException w:name="List Continue 5" w:semiHidden="1" w:unhideWhenUsed="1"/>
+    <w:lsdException w:name="Message Header" w:semiHidden="1" w:unhideWhenUsed="1"/>
+    <w:lsdException w:name="Subtitle" w:uiPriority="11" w:qFormat="1"/>
+    <w:lsdException w:name="Salutation" w:semiHidden="1" w:unhideWhenUsed="1"/>
+    <w:lsdException w:name="Date" w:semiHidden="1" w:unhideWhenUsed="1"/>
+    <w:lsdException w:name="Body Text First Indent" w:semiHidden="1" w:unhideWhenUsed="1"/>
+    <w:lsdException w:name="Body Text First Indent 2" w:semiHidden="1" w:unhideWhenUsed="1"/>
+    <w:lsdException w:name="Note Heading" w:semiHidden="1" w:unhideWhenUsed="1"/>
+    <w:lsdException w:name="Body Text 2" w:semiHidden="1" w:unhideWhenUsed="1"/>
+    <w:lsdException w:name="Body Text 3" w:semiHidden="1" w:unhideWhenUsed="1"/>
+    <w:lsdException w:name="Body Text Indent 2" w:semiHidden="1" w:unhideWhenUsed="1"/>
+    <w:lsdException w:name="Body Text Indent 3" w:semiHidden="1" w:unhideWhenUsed="1"/>
+    <w:lsdException w:name="Block Text" w:semiHidden="1" w:unhideWhenUsed="1"/>
+    <w:lsdException w:name="Hyperlink" w:semiHidden="1" w:unhideWhenUsed="1"/>
+    <w:lsdException w:name="FollowedHyperlink" w:semiHidden="1" w:unhideWhenUsed="1"/>
+    <w:lsdException w:name="Strong" w:uiPriority="22" w:qFormat="1"/>
+    <w:lsdException w:name="Emphasis" w:uiPriority="20" w:qFormat="1"/>
+    <w:lsdException w:name="Document Map" w:semiHidden="1" w:unhideWhenUsed="1"/>
+    <w:lsdException w:name="Plain Text" w:semiHidden="1" w:unhideWhenUsed="1"/>
+    <w:lsdException w:name="E-mail Signature" w:semiHidden="1" w:unhideWhenUsed="1"/>
+    <w:lsdException w:name="HTML Top of Form" w:semiHidden="1" w:unhideWhenUsed="1"/>
+    <w:lsdException w:name="HTML Bottom of Form" w:semiHidden="1" w:unhideWhenUsed="1"/>
+    <w:lsdException w:name="Normal (Web)" w:semiHidden="1" w:unhideWhenUsed="1"/>
+    <w:lsdException w:name="HTML Acronym" w:semiHidden="1" w:unhideWhenUsed="1"/>
+    <w:lsdException w:name="HTML Address" w:semiHidden="1" w:unhideWhenUsed="1"/>
+    <w:lsdException w:name="HTML Cite" w:semiHidden="1" w:unhideWhenUsed="1"/>
+    <w:lsdException w:name="HTML Code" w:semiHidden="1" w:unhideWhenUsed="1"/>
+    <w:lsdException w:name="HTML Definition" w:semiHidden="1" w:unhideWhenUsed="1"/>
+    <w:lsdException w:name="HTML Keyboard" w:semiHidden="1" w:unhideWhenUsed="1"/>
+    <w:lsdException w:name="HTML Preformatted" w:semiHidden="1" w:unhideWhenUsed="1"/>
+    <w:lsdException w:name="HTML Sample" w:semiHidden="1" w:unhideWhenUsed="1"/>
+    <w:lsdException w:name="HTML Typewriter" w:semiHidden="1" w:unhideWhenUsed="1"/>
+    <w:lsdException w:name="HTML Variable" w:semiHidden="1" w:unhideWhenUsed="1"/>
+    <w:lsdException w:name="Normal Table" w:semiHidden="1" w:unhideWhenUsed="1"/>
+    <w:lsdException w:name="annotation subject" w:semiHidden="1" w:unhideWhenUsed="1"/>
+    <w:lsdException w:name="No List" w:semiHidden="1" w:unhideWhenUsed="1"/>
+    <w:lsdException w:name="Outline List 1" w:semiHidden="1" w:unhideWhenUsed="1"/>
+    <w:lsdException w:name="Outline List 2" w:semiHidden="1" w:unhideWhenUsed="1"/>
+    <w:lsdException w:name="Outline List 3" w:semiHidden="1" w:unhideWhenUsed="1"/>
+    <w:lsdException w:name="Table Simple 1" w:semiHidden="1" w:unhideWhenUsed="1"/>
+    <w:lsdException w:name="Table Simple 2" w:semiHidden="1" w:unhideWhenUsed="1"/>
+    <w:lsdException w:name="Table Simple 3" w:semiHidden="1" w:unhideWhenUsed="1"/>
+    <w:lsdException w:name="Table Classic 1" w:semiHidden="1" w:unhideWhenUsed="1"/>
+    <w:lsdException w:name="Table Classic 2" w:semiHidden="1" w:unhideWhenUsed="1"/>
+    <w:lsdException w:name="Table Classic 3" w:semiHidden="1" w:unhideWhenUsed="1"/>
+    <w:lsdException w:name="Table Classic 4" w:semiHidden="1" w:unhideWhenUsed="1"/>
+    <w:lsdException w:name="Table Colorful 1" w:semiHidden="1" w:unhideWhenUsed="1"/>
+    <w:lsdException w:name="Table Colorful 2" w:semiHidden="1" w:unhideWhenUsed="1"/>
+    <w:lsdException w:name="Table Colorful 3" w:semiHidden="1" w:unhideWhenUsed="1"/>
+    <w:lsdException w:name="Table Columns 1" w:semiHidden="1" w:unhideWhenUsed="1"/>
+    <w:lsdException w:name="Table Columns 2" w:semiHidden="1" w:unhideWhenUsed="1"/>
+    <w:lsdException w:name="Table Columns 3" w:semiHidden="1" w:unhideWhenUsed="1"/>
+    <w:lsdException w:name="Table Columns 4" w:semiHidden="1" w:unhideWhenUsed="1"/>
+    <w:lsdException w:name="Table Columns 5" w:semiHidden="1" w:unhideWhenUsed="1"/>
+    <w:lsdException w:name="Table Grid 1" w:semiHidden="1" w:unhideWhenUsed="1"/>
+    <w:lsdException w:name="Table Grid 2" w:semiHidden="1" w:unhideWhenUsed="1"/>
+    <w:lsdException w:name="Table Grid 3" w:semiHidden="1" w:unhideWhenUsed="1"/>
+    <w:lsdException w:name="Table Grid 4" w:semiHidden="1" w:unhideWhenUsed="1"/>
+    <w:lsdException w:name="Table Grid 5" w:semiHidden="1" w:unhideWhenUsed="1"/>
+    <w:lsdException w:name="Table Grid 6" w:semiHidden="1" w:unhideWhenUsed="1"/>
+    <w:lsdException w:name="Table Grid 7" w:semiHidden="1" w:unhideWhenUsed="1"/>
+    <w:lsdException w:name="Table Grid 8" w:semiHidden="1" w:unhideWhenUsed="1"/>
+    <w:lsdException w:name="Table List 1" w:semiHidden="1" w:unhideWhenUsed="1"/>
+    <w:lsdException w:name="Table List 2" w:semiHidden="1" w:unhideWhenUsed="1"/>
+    <w:lsdException w:name="Table List 3" w:semiHidden="1" w:unhideWhenUsed="1"/>
+    <w:lsdException w:name="Table List 4" w:semiHidden="1" w:unhideWhenUsed="1"/>
+    <w:lsdException w:name="Table List 5" w:semiHidden="1" w:unhideWhenUsed="1"/>
+    <w:lsdException w:name="Table List 6" w:semiHidden="1" w:unhideWhenUsed="1"/>
+    <w:lsdException w:name="Table List 7" w:semiHidden="1" w:unhideWhenUsed="1"/>
+    <w:lsdException w:name="Table List 8" w:semiHidden="1" w:unhideWhenUsed="1"/>
+    <w:lsdException w:name="Table 3D effects 1" w:semiHidden="1" w:unhideWhenUsed="1"/>
+    <w:lsdException w:name="Table 3D effects 2" w:semiHidden="1" w:unhideWhenUsed="1"/>
+    <w:lsdException w:name="Table 3D effects 3" w:semiHidden="1" w:unhideWhenUsed="1"/>
+    <w:lsdException w:name="Table Contemporary" w:semiHidden="1" w:unhideWhenUsed="1"/>
+    <w:lsdException w:name="Table Elegant" w:semiHidden="1" w:unhideWhenUsed="1"/>
+    <w:lsdException w:name="Table Professional" w:semiHidden="1" w:unhideWhenUsed="1"/>
+    <w:lsdException w:name="Table Subtle 1" w:semiHidden="1" w:unhideWhenUsed="1"/>
+    <w:lsdException w:name="Table Subtle 2" w:semiHidden="1" w:unhideWhenUsed="1"/>
+    <w:lsdException w:name="Table Web 1" w:semiHidden="1" w:unhideWhenUsed="1"/>
+    <w:lsdException w:name="Table Web 2" w:semiHidden="1" w:unhideWhenUsed="1"/>
+    <w:lsdException w:name="Table Web 3" w:semiHidden="1" w:unhideWhenUsed="1"/>
+    <w:lsdException w:name="Balloon Text" w:semiHidden="1" w:unhideWhenUsed="1"/>
+    <w:lsdException w:name="Table Grid" w:uiPriority="39"/>
+    <w:lsdException w:name="Table Theme" w:semiHidden="1" w:unhideWhenUsed="1"/>
+    <w:lsdException w:name="Placeholder Text" w:semiHidden="1"/>
+    <w:lsdException w:name="No Spacing" w:uiPriority="1" w:qFormat="1"/>
+    <w:lsdException w:name="Light Shading" w:uiPriority="60"/>
+    <w:lsdException w:name="Light List" w:uiPriority="61"/>
+    <w:lsdException w:name="Light Grid" w:uiPriority="62"/>
+    <w:lsdException w:name="Medium Shading 1" w:uiPriority="63"/>
+    <w:lsdException w:name="Medium Shading 2" w:uiPriority="64"/>
+    <w:lsdException w:name="Medium List 1" w:uiPriority="65"/>
+    <w:lsdException w:name="Medium List 2" w:uiPriority="66"/>
+    <w:lsdException w:name="Medium Grid 1" w:uiPriority="67"/>
+    <w:lsdException w:name="Medium Grid 2" w:uiPriority="68"/>
+    <w:lsdException w:name="Medium Grid 3" w:uiPriority="69"/>
+    <w:lsdException w:name="Dark List" w:uiPriority="70"/>
+    <w:lsdException w:name="Colorful Shading" w:uiPriority="71"/>
+    <w:lsdException w:name="Colorful List" w:uiPriority="72"/>
+    <w:lsdException w:name="Colorful Grid" w:uiPriority="73"/>
+    <w:lsdException w:name="Light Shading Accent 1" w:uiPriority="60"/>
+    <w:lsdException w:name="Light List Accent 1" w:uiPriority="61"/>
+    <w:lsdException w:name="Light Grid Accent 1" w:uiPriority="62"/>
+    <w:lsdException w:name="Medium Shading 1 Accent 1" w:uiPriority="63"/>
+    <w:lsdException w:name="Medium Shading 2 Accent 1" w:uiPriority="64"/>
+    <w:lsdException w:name="Medium List 1 Accent 1" w:uiPriority="65"/>
+    <w:lsdException w:name="Revision" w:semiHidden="1"/>
+    <w:lsdException w:name="List Paragraph" w:uiPriority="34" w:qFormat="1"/>
+    <w:lsdException w:name="Quote" w:uiPriority="29" w:qFormat="1"/>
+    <w:lsdException w:name="Intense Quote" w:uiPriority="30" w:qFormat="1"/>
+    <w:lsdException w:name="Medium List 2 Accent 1" w:uiPriority="66"/>
+    <w:lsdException w:name="Medium Grid 1 Accent 1" w:uiPriority="67"/>
+    <w:lsdException w:name="Medium Grid 2 Accent 1" w:uiPriority="68"/>
+    <w:lsdException w:name="Medium Grid 3 Accent 1" w:uiPriority="69"/>
+    <w:lsdException w:name="Dark List Accent 1" w:uiPriority="70"/>
+    <w:lsdException w:name="Colorful Shading Accent 1" w:uiPriority="71"/>
+    <w:lsdException w:name="Colorful List Accent 1" w:uiPriority="72"/>
+    <w:lsdException w:name="Colorful Grid Accent 1" w:uiPriority="73"/>
+    <w:lsdException w:name="Light Shading Accent 2" w:uiPriority="60"/>
+    <w:lsdException w:name="Light List Accent 2" w:uiPriority="61"/>
+    <w:lsdException w:name="Light Grid Accent 2" w:uiPriority="62"/>
+    <w:lsdException w:name="Medium Shading 1 Accent 2" w:uiPriority="63"/>
+    <w:lsdException w:name="Medium Shading 2 Accent 2" w:uiPriority="64"/>
+    <w:lsdException w:name="Medium List 1 Accent 2" w:uiPriority="65"/>
+    <w:lsdException w:name="Medium List 2 Accent 2" w:uiPriority="66"/>
+    <w:lsdException w:name="Medium Grid 1 Accent 2" w:uiPriority="67"/>
+    <w:lsdException w:name="Medium Grid 2 Accent 2" w:uiPriority="68"/>
+    <w:lsdException w:name="Medium Grid 3 Accent 2" w:uiPriority="69"/>
+    <w:lsdException w:name="Dark List Accent 2" w:uiPriority="70"/>
+    <w:lsdException w:name="Colorful Shading Accent 2" w:uiPriority="71"/>
+    <w:lsdException w:name="Colorful List Accent 2" w:uiPriority="72"/>
+    <w:lsdException w:name="Colorful Grid Accent 2" w:uiPriority="73"/>
+    <w:lsdException w:name="Light Shading Accent 3" w:uiPriority="60"/>
+    <w:lsdException w:name="Light List Accent 3" w:uiPriority="61"/>
+    <w:lsdException w:name="Light Grid Accent 3" w:uiPriority="62"/>
+    <w:lsdException w:name="Medium Shading 1 Accent 3" w:uiPriority="63"/>
+    <w:lsdException w:name="Medium Shading 2 Accent 3" w:uiPriority="64"/>
+    <w:lsdException w:name="Medium List 1 Accent 3" w:uiPriority="65"/>
+    <w:lsdException w:name="Medium List 2 Accent 3" w:uiPriority="66"/>
+    <w:lsdException w:name="Medium Grid 1 Accent 3" w:uiPriority="67"/>
+    <w:lsdException w:name="Medium Grid 2 Accent 3" w:uiPriority="68"/>
+    <w:lsdException w:name="Medium Grid 3 Accent 3" w:uiPriority="69"/>
+    <w:lsdException w:name="Dark List Accent 3" w:uiPriority="70"/>
+    <w:lsdException w:name="Colorful Shading Accent 3" w:uiPriority="71"/>
+    <w:lsdException w:name="Colorful List Accent 3" w:uiPriority="72"/>
+    <w:lsdException w:name="Colorful Grid Accent 3" w:uiPriority="73"/>
+    <w:lsdException w:name="Light Shading Accent 4" w:uiPriority="60"/>
+    <w:lsdException w:name="Light List Accent 4" w:uiPriority="61"/>
+    <w:lsdException w:name="Light Grid Accent 4" w:uiPriority="62"/>
+    <w:lsdException w:name="Medium Shading 1 Accent 4" w:uiPriority="63"/>
+    <w:lsdException w:name="Medium Shading 2 Accent 4" w:uiPriority="64"/>
+    <w:lsdException w:name="Medium List 1 Accent 4" w:uiPriority="65"/>
+    <w:lsdException w:name="Medium List 2 Accent 4" w:uiPriority="66"/>
+    <w:lsdException w:name="Medium Grid 1 Accent 4" w:uiPriority="67"/>
+    <w:lsdException w:name="Medium Grid 2 Accent 4" w:uiPriority="68"/>
+    <w:lsdException w:name="Medium Grid 3 Accent 4" w:uiPriority="69"/>
+    <w:lsdException w:name="Dark List Accent 4" w:uiPriority="70"/>
+    <w:lsdException w:name="Colorful Shading Accent 4" w:uiPriority="71"/>
+    <w:lsdException w:name="Colorful List Accent 4" w:uiPriority="72"/>
+    <w:lsdException w:name="Colorful Grid Accent 4" w:uiPriority="73"/>
+    <w:lsdException w:name="Light Shading Accent 5" w:uiPriority="60"/>
+    <w:lsdException w:name="Light List Accent 5" w:uiPriority="61"/>
+    <w:lsdException w:name="Light Grid Accent 5" w:uiPriority="62"/>
+    <w:lsdException w:name="Medium Shading 1 Accent 5" w:uiPriority="63"/>
+    <w:lsdException w:name="Medium Shading 2 Accent 5" w:uiPriority="64"/>
+    <w:lsdException w:name="Medium List 1 Accent 5" w:uiPriority="65"/>
+    <w:lsdException w:name="Medium List 2 Accent 5" w:uiPriority="66"/>
+    <w:lsdException w:name="Medium Grid 1 Accent 5" w:uiPriority="67"/>
+    <w:lsdException w:name="Medium Grid 2 Accent 5" w:uiPriority="68"/>
+    <w:lsdException w:name="Medium Grid 3 Accent 5" w:uiPriority="69"/>
+    <w:lsdException w:name="Dark List Accent 5" w:uiPriority="70"/>
+    <w:lsdException w:name="Colorful Shading Accent 5" w:uiPriority="71"/>
+    <w:lsdException w:name="Colorful List Accent 5" w:uiPriority="72"/>
+    <w:lsdException w:name="Colorful Grid Accent 5" w:uiPriority="73"/>
+    <w:lsdException w:name="Light Shading Accent 6" w:uiPriority="60"/>
+    <w:lsdException w:name="Light List Accent 6" w:uiPriority="61"/>
+    <w:lsdException w:name="Light Grid Accent 6" w:uiPriority="62"/>
+    <w:lsdException w:name="Medium Shading 1 Accent 6" w:uiPriority="63"/>
+    <w:lsdException w:name="Medium Shading 2 Accent 6" w:uiPriority="64"/>
+    <w:lsdException w:name="Medium List 1 Accent 6" w:uiPriority="65"/>
+    <w:lsdException w:name="Medium List 2 Accent 6" w:uiPriority="66"/>
+    <w:lsdException w:name="Medium Grid 1 Accent 6" w:uiPriority="67"/>
+    <w:lsdException w:name="Medium Grid 2 Accent 6" w:uiPriority="68"/>
+    <w:lsdException w:name="Medium Grid 3 Accent 6" w:uiPriority="69"/>
+    <w:lsdException w:name="Dark List Accent 6" w:uiPriority="70"/>
+    <w:lsdException w:name="Colorful Shading Accent 6" w:uiPriority="71"/>
+    <w:lsdException w:name="Colorful List Accent 6" w:uiPriority="72"/>
+    <w:lsdException w:name="Colorful Grid Accent 6" w:uiPriority="73"/>
+    <w:lsdException w:name="Subtle Emphasis" w:uiPriority="19" w:qFormat="1"/>
+    <w:lsdException w:name="Intense Emphasis" w:uiPriority="21" w:qFormat="1"/>
+    <w:lsdException w:name="Subtle Reference" w:uiPriority="31" w:qFormat="1"/>
+    <w:lsdException w:name="Intense Reference" w:uiPriority="32" w:qFormat="1"/>
+    <w:lsdException w:name="Book Title" w:uiPriority="33" w:qFormat="1"/>
+    <w:lsdException w:name="Bibliography" w:semiHidden="1" w:uiPriority="37" w:unhideWhenUsed="1"/>
+    <w:lsdException w:name="TOC Heading" w:semiHidden="1" w:uiPriority="39" w:unhideWhenUsed="1" w:qFormat="1"/>
+    <w:lsdException w:name="Plain Table 1" w:uiPriority="41"/>
+    <w:lsdException w:name="Plain Table 2" w:uiPriority="42"/>
+    <w:lsdException w:name="Plain Table 3" w:uiPriority="43"/>
+    <w:lsdException w:name="Plain Table 4" w:uiPriority="44"/>
+    <w:lsdException w:name="Plain Table 5" w:uiPriority="45"/>
+    <w:lsdException w:name="Grid Table Light" w:uiPriority="40"/>
+    <w:lsdException w:name="Grid Table 1 Light" w:uiPriority="46"/>
+    <w:lsdException w:name="Grid Table 2" w:uiPriority="47"/>
+    <w:lsdException w:name="Grid Table 3" w:uiPriority="48"/>
+    <w:lsdException w:name="Grid Table 4" w:uiPriority="49"/>
+    <w:lsdException w:name="Grid Table 5 Dark" w:uiPriority="50"/>
+    <w:lsdException w:name="Grid Table 6 Colorful" w:uiPriority="51"/>
+    <w:lsdException w:name="Grid Table 7 Colorful" w:uiPriority="52"/>
+    <w:lsdException w:name="Grid Table 1 Light Accent 1" w:uiPriority="46"/>
+    <w:lsdException w:name="Grid Table 2 Accent 1" w:uiPriority="47"/>
+    <w:lsdException w:name="Grid Table 3 Accent 1" w:uiPriority="48"/>
+    <w:lsdException w:name="Grid Table 4 Accent 1" w:uiPriority="49"/>
+    <w:lsdException w:name="Grid Table 5 Dark Accent 1" w:uiPriority="50"/>
+    <w:lsdException w:name="Grid Table 6 Colorful Accent 1" w:uiPriority="51"/>
+    <w:lsdException w:name="Grid Table 7 Colorful Accent 1" w:uiPriority="52"/>
+    <w:lsdException w:name="Grid Table 1 Light Accent 2" w:uiPriority="46"/>
+    <w:lsdException w:name="Grid Table 2 Accent 2" w:uiPriority="47"/>
+    <w:lsdException w:name="Grid Table 3 Accent 2" w:uiPriority="48"/>
+    <w:lsdException w:name="Grid Table 4 Accent 2" w:uiPriority="49"/>
+    <w:lsdException w:name="Grid Table 5 Dark Accent 2" w:uiPriority="50"/>
+    <w:lsdException w:name="Grid Table 6 Colorful Accent 2" w:uiPriority="51"/>
+    <w:lsdException w:name="Grid Table 7 Colorful Accent 2" w:uiPriority="52"/>
+    <w:lsdException w:name="Grid Table 1 Light Accent 3" w:uiPriority="46"/>
+    <w:lsdException w:name="Grid Table 2 Accent 3" w:uiPriority="47"/>
+    <w:lsdException w:name="Grid Table 3 Accent 3" w:uiPriority="48"/>
+    <w:lsdException w:name="Grid Table 4 Accent 3" w:uiPriority="49"/>
+    <w:lsdException w:name="Grid Table 5 Dark Accent 3" w:uiPriority="50"/>
+    <w:lsdException w:name="Grid Table 6 Colorful Accent 3" w:uiPriority="51"/>
+    <w:lsdException w:name="Grid Table 7 Colorful Accent 3" w:uiPriority="52"/>
+    <w:lsdException w:name="Grid Table 1 Light Accent 4" w:uiPriority="46"/>
+    <w:lsdException w:name="Grid Table 2 Accent 4" w:uiPriority="47"/>
+    <w:lsdException w:name="Grid Table 3 Accent 4" w:uiPriority="48"/>
+    <w:lsdException w:name="Grid Table 4 Accent 4" w:uiPriority="49"/>
+    <w:lsdException w:name="Grid Table 5 Dark Accent 4" w:uiPriority="50"/>
+    <w:lsdException w:name="Grid Table 6 Colorful Accent 4" w:uiPriority="51"/>
+    <w:lsdException w:name="Grid Table 7 Colorful Accent 4" w:uiPriority="52"/>
+    <w:lsdException w:name="Grid Table 1 Light Accent 5" w:uiPriority="46"/>
+    <w:lsdException w:name="Grid Table 2 Accent 5" w:uiPriority="47"/>
+    <w:lsdException w:name="Grid Table 3 Accent 5" w:uiPriority="48"/>
+    <w:lsdException w:name="Grid Table 4 Accent 5" w:uiPriority="49"/>
+    <w:lsdException w:name="Grid Table 5 Dark Accent 5" w:uiPriority="50"/>
+    <w:lsdException w:name="Grid Table 6 Colorful Accent 5" w:uiPriority="51"/>
+    <w:lsdException w:name="Grid Table 7 Colorful Accent 5" w:uiPriority="52"/>
+    <w:lsdException w:name="Grid Table 1 Light Accent 6" w:uiPriority="46"/>
+    <w:lsdException w:name="Grid Table 2 Accent 6" w:uiPriority="47"/>
+    <w:lsdException w:name="Grid Table 3 Accent 6" w:uiPriority="48"/>
+    <w:lsdException w:name="Grid Table 4 Accent 6" w:uiPriority="49"/>
+    <w:lsdException w:name="Grid Table 5 Dark Accent 6" w:uiPriority="50"/>
+    <w:lsdException w:name="Grid Table 6 Colorful Accent 6" w:uiPriority="51"/>
+    <w:lsdException w:name="Grid Table 7 Colorful Accent 6" w:uiPriority="52"/>
+    <w:lsdException w:name="List Table 1 Light" w:uiPriority="46"/>
+    <w:lsdException w:name="List Table 2" w:uiPriority="47"/>
+    <w:lsdException w:name="List Table 3" w:uiPriority="48"/>
+    <w:lsdException w:name="List Table 4" w:uiPriority="49"/>
+    <w:lsdException w:name="List Table 5 Dark" w:uiPriority="50"/>
+    <w:lsdException w:name="List Table 6 Colorful" w:uiPriority="51"/>
+    <w:lsdException w:name="List Table 7 Colorful" w:uiPriority="52"/>
+    <w:lsdException w:name="List Table 1 Light Accent 1" w:uiPriority="46"/>
+    <w:lsdException w:name="List Table 2 Accent 1" w:uiPriority="47"/>
+    <w:lsdException w:name="List Table 3 Accent 1" w:uiPriority="48"/>
+    <w:lsdException w:name="List Table 4 Accent 1" w:uiPriority="49"/>
+    <w:lsdException w:name="List Table 5 Dark Accent 1" w:uiPriority="50"/>
+    <w:lsdException w:name="List Table 6 Colorful Accent 1" w:uiPriority="51"/>
+    <w:lsdException w:name="List Table 7 Colorful Accent 1" w:uiPriority="52"/>
+    <w:lsdException w:name="List Table 1 Light Accent 2" w:uiPriority="46"/>
+    <w:lsdException w:name="List Table 2 Accent 2" w:uiPriority="47"/>
+    <w:lsdException w:name="List Table 3 Accent 2" w:uiPriority="48"/>
+    <w:lsdException w:name="List Table 4 Accent 2" w:uiPriority="49"/>
+    <w:lsdException w:name="List Table 5 Dark Accent 2" w:uiPriority="50"/>
+    <w:lsdException w:name="List Table 6 Colorful Accent 2" w:uiPriority="51"/>
+    <w:lsdException w:name="List Table 7 Colorful Accent 2" w:uiPriority="52"/>
+    <w:lsdException w:name="List Table 1 Light Accent 3" w:uiPriority="46"/>
+    <w:lsdException w:name="List Table 2 Accent 3" w:uiPriority="47"/>
+    <w:lsdException w:name="List Table 3 Accent 3" w:uiPriority="48"/>
+    <w:lsdException w:name="List Table 4 Accent 3" w:uiPriority="49"/>
+    <w:lsdException w:name="List Table 5 Dark Accent 3" w:uiPriority="50"/>
+    <w:lsdException w:name="List Table 6 Colorful Accent 3" w:uiPriority="51"/>
+    <w:lsdException w:name="List Table 7 Colorful Accent 3" w:uiPriority="52"/>
+    <w:lsdException w:name="List Table 1 Light Accent 4" w:uiPriority="46"/>
+    <w:lsdException w:name="List Table 2 Accent 4" w:uiPriority="47"/>
+    <w:lsdException w:name="List Table 3 Accent 4" w:uiPriority="48"/>
+    <w:lsdException w:name="List Table 4 Accent 4" w:uiPriority="49"/>
+    <w:lsdException w:name="List Table 5 Dark Accent 4" w:uiPriority="50"/>
+    <w:lsdException w:name="List Table 6 Colorful Accent 4" w:uiPriority="51"/>
+    <w:lsdException w:name="List Table 7 Colorful Accent 4" w:uiPriority="52"/>
+    <w:lsdException w:name="List Table 1 Light Accent 5" w:uiPriority="46"/>
+    <w:lsdException w:name="List Table 2 Accent 5" w:uiPriority="47"/>
+    <w:lsdException w:name="List Table 3 Accent 5" w:uiPriority="48"/>
+    <w:lsdException w:name="List Table 4 Accent 5" w:uiPriority="49"/>
+    <w:lsdException w:name="List Table 5 Dark Accent 5" w:uiPriority="50"/>
+    <w:lsdException w:name="List Table 6 Colorful Accent 5" w:uiPriority="51"/>
+    <w:lsdException w:name="List Table 7 Colorful Accent 5" w:uiPriority="52"/>
+    <w:lsdException w:name="List Table 1 Light Accent 6" w:uiPriority="46"/>
+    <w:lsdException w:name="List Table 2 Accent 6" w:uiPriority="47"/>
+    <w:lsdException w:name="List Table 3 Accent 6" w:uiPriority="48"/>
+    <w:lsdException w:name="List Table 4 Accent 6" w:uiPriority="49"/>
+    <w:lsdException w:name="List Table 5 Dark Accent 6" w:uiPriority="50"/>
+    <w:lsdException w:name="List Table 6 Colorful Accent 6" w:uiPriority="51"/>
+    <w:lsdException w:name="List Table 7 Colorful Accent 6" w:uiPriority="52"/>
+    <w:lsdException w:name="Mention" w:semiHidden="1" w:unhideWhenUsed="1"/>
+    <w:lsdException w:name="Smart Hyperlink" w:semiHidden="1" w:unhideWhenUsed="1"/>
+    <w:lsdException w:name="Hashtag" w:semiHidden="1" w:unhideWhenUsed="1"/>
+    <w:lsdException w:name="Unresolved Mention" w:semiHidden="1" w:unhideWhenUsed="1"/>
+    <w:lsdException w:name="Smart Link" w:semiHidden="1" w:unhideWhenUsed="1"/>
+  </w:latentStyles>
+  <w:style w:type="paragraph" w:default="1" w:styleId="Normal">
+    <w:name w:val="Normal"/>
+    <w:qFormat/>
+  </w:style>
+  <w:style w:type="paragraph" w:styleId="Heading1">
+    <w:name w:val="heading 1"/>
+    <w:uiPriority w:val="9"/>
+    <w:qFormat/>
+    <w:pPr>
+      <w:outlineLvl w:val="0"/>
+    </w:pPr>
+    <w:rPr>
+      <w:color w:val="2E74B5"/>
+      <w:sz w:val="32"/>
+      <w:szCs w:val="32"/>
+    </w:rPr>
+  </w:style>
+  <w:style w:type="paragraph" w:styleId="Heading2">
+    <w:name w:val="heading 2"/>
+    <w:uiPriority w:val="9"/>
+    <w:unhideWhenUsed/>
+    <w:qFormat/>
+    <w:pPr>
+      <w:outlineLvl w:val="1"/>
+    </w:pPr>
+    <w:rPr>
+      <w:color w:val="2E74B5"/>
+      <w:sz w:val="26"/>
+      <w:szCs w:val="26"/>
+    </w:rPr>
+  </w:style>
+  <w:style w:type="paragraph" w:styleId="Heading3">
+    <w:name w:val="heading 3"/>
+    <w:uiPriority w:val="9"/>
+    <w:semiHidden/>
+    <w:unhideWhenUsed/>
+    <w:qFormat/>
+    <w:pPr>
+      <w:outlineLvl w:val="2"/>
+    </w:pPr>
+    <w:rPr>
+      <w:color w:val="1F4D78"/>
+      <w:sz w:val="24"/>
+      <w:szCs w:val="24"/>
+    </w:rPr>
+  </w:style>
+  <w:style w:type="paragraph" w:styleId="Heading4">
+    <w:name w:val="heading 4"/>
+    <w:uiPriority w:val="9"/>
+    <w:semiHidden/>
+    <w:unhideWhenUsed/>
+    <w:qFormat/>
+    <w:pPr>
+      <w:outlineLvl w:val="3"/>
+    </w:pPr>
+    <w:rPr>
+      <w:i/>
+      <w:iCs/>
+      <w:color w:val="2E74B5"/>
+    </w:rPr>
+  </w:style>
+  <w:style w:type="paragraph" w:styleId="Heading5">
+    <w:name w:val="heading 5"/>
+    <w:uiPriority w:val="9"/>
+    <w:semiHidden/>
+    <w:unhideWhenUsed/>
+    <w:qFormat/>
+    <w:pPr>
+      <w:outlineLvl w:val="4"/>
+    </w:pPr>
+    <w:rPr>
+      <w:color w:val="2E74B5"/>
+    </w:rPr>
+  </w:style>
+  <w:style w:type="paragraph" w:styleId="Heading6">
+    <w:name w:val="heading 6"/>
+    <w:uiPriority w:val="9"/>
+    <w:semiHidden/>
+    <w:unhideWhenUsed/>
+    <w:qFormat/>
+    <w:pPr>
+      <w:outlineLvl w:val="5"/>
+    </w:pPr>
+    <w:rPr>
+      <w:color w:val="1F4D78"/>
+    </w:rPr>
+  </w:style>
+  <w:style w:type="character" w:default="1" w:styleId="DefaultParagraphFont">
+    <w:name w:val="Default Paragraph Font"/>
+    <w:uiPriority w:val="1"/>
+    <w:semiHidden/>
+    <w:unhideWhenUsed/>
+  </w:style>
+  <w:style w:type="table" w:default="1" w:styleId="TableNormal">
+    <w:name w:val="Normal Table"/>
+    <w:uiPriority w:val="99"/>
+    <w:semiHidden/>
+    <w:unhideWhenUsed/>
+    <w:tblPr>
+      <w:tblInd w:w="0" w:type="dxa"/>
+      <w:tblCellMar>
+        <w:top w:w="0" w:type="dxa"/>
+        <w:left w:w="108" w:type="dxa"/>
+        <w:bottom w:w="0" w:type="dxa"/>
+        <w:right w:w="108" w:type="dxa"/>
+      </w:tblCellMar>
+    </w:tblPr>
+  </w:style>
+  <w:style w:type="numbering" w:default="1" w:styleId="NoList">
+    <w:name w:val="No List"/>
+    <w:uiPriority w:val="99"/>
+    <w:semiHidden/>
+    <w:unhideWhenUsed/>
+  </w:style>
   <w:style w:type="paragraph" w:styleId="Title">
     <w:name w:val="Title"/>
-    <w:basedOn w:val="Normal"/>
-    <w:next w:val="Normal"/>
+    <w:uiPriority w:val="10"/>
     <w:qFormat/>
     <w:rPr>
       <w:sz w:val="56"/>
       <w:szCs w:val="56"/>
     </w:rPr>
   </w:style>
-  <w:style w:type="paragraph" w:styleId="Heading1">
-    <w:name w:val="Heading 1"/>
-    <w:basedOn w:val="Normal"/>
-    <w:next w:val="Normal"/>
-    <w:qFormat/>
-    <w:rPr>
-      <w:color w:val="2E74B5"/>
-      <w:sz w:val="32"/>
-      <w:szCs w:val="32"/>
-    </w:rPr>
-  </w:style>
-  <w:style w:type="paragraph" w:styleId="Heading2">
-    <w:name w:val="Heading 2"/>
-    <w:basedOn w:val="Normal"/>
-    <w:next w:val="Normal"/>
-    <w:qFormat/>
-    <w:rPr>
-      <w:color w:val="2E74B5"/>
-      <w:sz w:val="26"/>
-      <w:szCs w:val="26"/>
-    </w:rPr>
-  </w:style>
-  <w:style w:type="paragraph" w:styleId="Heading3">
-    <w:name w:val="Heading 3"/>
-    <w:basedOn w:val="Normal"/>
-    <w:next w:val="Normal"/>
-    <w:qFormat/>
-    <w:rPr>
-      <w:color w:val="1F4D78"/>
-      <w:sz w:val="24"/>
-      <w:szCs w:val="24"/>
-    </w:rPr>
-  </w:style>
-  <w:style w:type="paragraph" w:styleId="Heading4">
-    <w:name w:val="Heading 4"/>
-    <w:basedOn w:val="Normal"/>
-    <w:next w:val="Normal"/>
-    <w:qFormat/>
-    <w:rPr>
-      <w:i/>
-      <w:iCs/>
-      <w:color w:val="2E74B5"/>
-    </w:rPr>
-  </w:style>
-  <w:style w:type="paragraph" w:styleId="Heading5">
-    <w:name w:val="Heading 5"/>
-    <w:basedOn w:val="Normal"/>
-    <w:next w:val="Normal"/>
-    <w:qFormat/>
-    <w:rPr>
-      <w:color w:val="2E74B5"/>
-    </w:rPr>
-  </w:style>
-  <w:style w:type="paragraph" w:styleId="Heading6">
-    <w:name w:val="Heading 6"/>
-    <w:basedOn w:val="Normal"/>
-    <w:next w:val="Normal"/>
-    <w:qFormat/>
-    <w:rPr>
-      <w:color w:val="1F4D78"/>
-    </w:rPr>
-  </w:style>
-  <w:style w:type="paragraph" w:styleId="Strong">
-    <w:name w:val="Strong"/>
-    <w:basedOn w:val="Normal"/>
-    <w:next w:val="Normal"/>
+  <w:style w:type="paragraph" w:customStyle="1" w:styleId="Strong1">
+    <w:name w:val="Strong1"/>
     <w:qFormat/>
     <w:rPr>
       <w:b/>
@@ -656,22 +1206,19 @@
   </w:style>
   <w:style w:type="paragraph" w:styleId="ListParagraph">
     <w:name w:val="List Paragraph"/>
-    <w:basedOn w:val="Normal"/>
     <w:qFormat/>
   </w:style>
   <w:style w:type="character" w:styleId="Hyperlink">
     <w:name w:val="Hyperlink"/>
-    <w:basedOn w:val="DefaultParagraphFont"/>
     <w:uiPriority w:val="99"/>
     <w:unhideWhenUsed/>
     <w:rPr>
+      <w:color w:val="0563C1"/>
       <w:u w:val="single"/>
-      <w:color w:val="0563C1"/>
     </w:rPr>
   </w:style>
   <w:style w:type="character" w:styleId="FootnoteReference">
     <w:name w:val="footnote reference"/>
-    <w:basedOn w:val="DefaultParagraphFont"/>
     <w:uiPriority w:val="99"/>
     <w:semiHidden/>
     <w:unhideWhenUsed/>
@@ -681,22 +1228,13 @@
   </w:style>
   <w:style w:type="paragraph" w:styleId="FootnoteText">
     <w:name w:val="footnote text"/>
-    <w:basedOn w:val="Normal"/>
     <w:link w:val="FootnoteTextChar"/>
     <w:uiPriority w:val="99"/>
     <w:semiHidden/>
     <w:unhideWhenUsed/>
-    <w:pPr>
-      <w:spacing w:after="0" w:line="240" w:lineRule="auto"/>
-    </w:pPr>
-    <w:rPr>
-      <w:sz w:val="20"/>
-      <w:szCs w:val="20"/>
-    </w:rPr>
-  </w:style>
-  <w:style w:type="character" w:styleId="FootnoteTextChar">
+  </w:style>
+  <w:style w:type="character" w:customStyle="1" w:styleId="FootnoteTextChar">
     <w:name w:val="Footnote Text Char"/>
-    <w:basedOn w:val="DefaultParagraphFont"/>
     <w:link w:val="FootnoteText"/>
     <w:uiPriority w:val="99"/>
     <w:semiHidden/>
@@ -707,4 +1245,319 @@
     </w:rPr>
   </w:style>
 </w:styles>
+</file>
+
+<file path=word/theme/theme1.xml><?xml version="1.0" encoding="utf-8"?>
+<a:theme xmlns:a="http://schemas.openxmlformats.org/drawingml/2006/main" name="Office Theme">
+  <a:themeElements>
+    <a:clrScheme name="Office">
+      <a:dk1>
+        <a:sysClr val="windowText" lastClr="000000"/>
+      </a:dk1>
+      <a:lt1>
+        <a:sysClr val="window" lastClr="FFFFFF"/>
+      </a:lt1>
+      <a:dk2>
+        <a:srgbClr val="0E2841"/>
+      </a:dk2>
+      <a:lt2>
+        <a:srgbClr val="E8E8E8"/>
+      </a:lt2>
+      <a:accent1>
+        <a:srgbClr val="156082"/>
+      </a:accent1>
+      <a:accent2>
+        <a:srgbClr val="E97132"/>
+      </a:accent2>
+      <a:accent3>
+        <a:srgbClr val="196B24"/>
+      </a:accent3>
+      <a:accent4>
+        <a:srgbClr val="0F9ED5"/>
+      </a:accent4>
+      <a:accent5>
+        <a:srgbClr val="A02B93"/>
+      </a:accent5>
+      <a:accent6>
+        <a:srgbClr val="4EA72E"/>
+      </a:accent6>
+      <a:hlink>
+        <a:srgbClr val="467886"/>
+      </a:hlink>
+      <a:folHlink>
+        <a:srgbClr val="96607D"/>
+      </a:folHlink>
+    </a:clrScheme>
+    <a:fontScheme name="Office">
+      <a:majorFont>
+        <a:latin typeface="Aptos Display" panose="02110004020202020204"/>
+        <a:ea typeface=""/>
+        <a:cs typeface=""/>
+        <a:font script="Jpan" typeface="游ゴシック Light"/>
+        <a:font script="Hang" typeface="맑은 고딕"/>
+        <a:font script="Hans" typeface="等线 Light"/>
+        <a:font script="Hant" typeface="新細明體"/>
+        <a:font script="Arab" typeface="Times New Roman"/>
+        <a:font script="Hebr" typeface="Times New Roman"/>
+        <a:font script="Thai" typeface="Angsana New"/>
+        <a:font script="Ethi" typeface="Nyala"/>
+        <a:font script="Beng" typeface="Vrinda"/>
+        <a:font script="Gujr" typeface="Shruti"/>
+        <a:font script="Khmr" typeface="MoolBoran"/>
+        <a:font script="Knda" typeface="Tunga"/>
+        <a:font script="Guru" typeface="Raavi"/>
+        <a:font script="Cans" typeface="Euphemia"/>
+        <a:font script="Cher" typeface="Plantagenet Cherokee"/>
+        <a:font script="Yiii" typeface="Microsoft Yi Baiti"/>
+        <a:font script="Tibt" typeface="Microsoft Himalaya"/>
+        <a:font script="Thaa" typeface="MV Boli"/>
+        <a:font script="Deva" typeface="Mangal"/>
+        <a:font script="Telu" typeface="Gautami"/>
+        <a:font script="Taml" typeface="Latha"/>
+        <a:font script="Syrc" typeface="Estrangelo Edessa"/>
+        <a:font script="Orya" typeface="Kalinga"/>
+        <a:font script="Mlym" typeface="Kartika"/>
+        <a:font script="Laoo" typeface="DokChampa"/>
+        <a:font script="Sinh" typeface="Iskoola Pota"/>
+        <a:font script="Mong" typeface="Mongolian Baiti"/>
+        <a:font script="Viet" typeface="Times New Roman"/>
+        <a:font script="Uigh" typeface="Microsoft Uighur"/>
+        <a:font script="Geor" typeface="Sylfaen"/>
+        <a:font script="Armn" typeface="Arial"/>
+        <a:font script="Bugi" typeface="Leelawadee UI"/>
+        <a:font script="Bopo" typeface="Microsoft JhengHei"/>
+        <a:font script="Java" typeface="Javanese Text"/>
+        <a:font script="Lisu" typeface="Segoe UI"/>
+        <a:font script="Mymr" typeface="Myanmar Text"/>
+        <a:font script="Nkoo" typeface="Ebrima"/>
+        <a:font script="Olck" typeface="Nirmala UI"/>
+        <a:font script="Osma" typeface="Ebrima"/>
+        <a:font script="Phag" typeface="Phagspa"/>
+        <a:font script="Syrn" typeface="Estrangelo Edessa"/>
+        <a:font script="Syrj" typeface="Estrangelo Edessa"/>
+        <a:font script="Syre" typeface="Estrangelo Edessa"/>
+        <a:font script="Sora" typeface="Nirmala UI"/>
+        <a:font script="Tale" typeface="Microsoft Tai Le"/>
+        <a:font script="Talu" typeface="Microsoft New Tai Lue"/>
+        <a:font script="Tfng" typeface="Ebrima"/>
+      </a:majorFont>
+      <a:minorFont>
+        <a:latin typeface="Aptos" panose="02110004020202020204"/>
+        <a:ea typeface=""/>
+        <a:cs typeface=""/>
+        <a:font script="Jpan" typeface="游明朝"/>
+        <a:font script="Hang" typeface="맑은 고딕"/>
+        <a:font script="Hans" typeface="等线"/>
+        <a:font script="Hant" typeface="新細明體"/>
+        <a:font script="Arab" typeface="Arial"/>
+        <a:font script="Hebr" typeface="Arial"/>
+        <a:font script="Thai" typeface="Cordia New"/>
+        <a:font script="Ethi" typeface="Nyala"/>
+        <a:font script="Beng" typeface="Vrinda"/>
+        <a:font script="Gujr" typeface="Shruti"/>
+        <a:font script="Khmr" typeface="DaunPenh"/>
+        <a:font script="Knda" typeface="Tunga"/>
+        <a:font script="Guru" typeface="Raavi"/>
+        <a:font script="Cans" typeface="Euphemia"/>
+        <a:font script="Cher" typeface="Plantagenet Cherokee"/>
+        <a:font script="Yiii" typeface="Microsoft Yi Baiti"/>
+        <a:font script="Tibt" typeface="Microsoft Himalaya"/>
+        <a:font script="Thaa" typeface="MV Boli"/>
+        <a:font script="Deva" typeface="Mangal"/>
+        <a:font script="Telu" typeface="Gautami"/>
+        <a:font script="Taml" typeface="Latha"/>
+        <a:font script="Syrc" typeface="Estrangelo Edessa"/>
+        <a:font script="Orya" typeface="Kalinga"/>
+        <a:font script="Mlym" typeface="Kartika"/>
+        <a:font script="Laoo" typeface="DokChampa"/>
+        <a:font script="Sinh" typeface="Iskoola Pota"/>
+        <a:font script="Mong" typeface="Mongolian Baiti"/>
+        <a:font script="Viet" typeface="Arial"/>
+        <a:font script="Uigh" typeface="Microsoft Uighur"/>
+        <a:font script="Geor" typeface="Sylfaen"/>
+        <a:font script="Armn" typeface="Arial"/>
+        <a:font script="Bugi" typeface="Leelawadee UI"/>
+        <a:font script="Bopo" typeface="Microsoft JhengHei"/>
+        <a:font script="Java" typeface="Javanese Text"/>
+        <a:font script="Lisu" typeface="Segoe UI"/>
+        <a:font script="Mymr" typeface="Myanmar Text"/>
+        <a:font script="Nkoo" typeface="Ebrima"/>
+        <a:font script="Olck" typeface="Nirmala UI"/>
+        <a:font script="Osma" typeface="Ebrima"/>
+        <a:font script="Phag" typeface="Phagspa"/>
+        <a:font script="Syrn" typeface="Estrangelo Edessa"/>
+        <a:font script="Syrj" typeface="Estrangelo Edessa"/>
+        <a:font script="Syre" typeface="Estrangelo Edessa"/>
+        <a:font script="Sora" typeface="Nirmala UI"/>
+        <a:font script="Tale" typeface="Microsoft Tai Le"/>
+        <a:font script="Talu" typeface="Microsoft New Tai Lue"/>
+        <a:font script="Tfng" typeface="Ebrima"/>
+      </a:minorFont>
+    </a:fontScheme>
+    <a:fmtScheme name="Office">
+      <a:fillStyleLst>
+        <a:solidFill>
+          <a:schemeClr val="phClr"/>
+        </a:solidFill>
+        <a:gradFill rotWithShape="1">
+          <a:gsLst>
+            <a:gs pos="0">
+              <a:schemeClr val="phClr">
+                <a:lumMod val="110000"/>
+                <a:satMod val="105000"/>
+                <a:tint val="67000"/>
+              </a:schemeClr>
+            </a:gs>
+            <a:gs pos="50000">
+              <a:schemeClr val="phClr">
+                <a:lumMod val="105000"/>
+                <a:satMod val="103000"/>
+                <a:tint val="73000"/>
+              </a:schemeClr>
+            </a:gs>
+            <a:gs pos="100000">
+              <a:schemeClr val="phClr">
+                <a:lumMod val="105000"/>
+                <a:satMod val="109000"/>
+                <a:tint val="81000"/>
+              </a:schemeClr>
+            </a:gs>
+          </a:gsLst>
+          <a:lin ang="5400000" scaled="0"/>
+        </a:gradFill>
+        <a:gradFill rotWithShape="1">
+          <a:gsLst>
+            <a:gs pos="0">
+              <a:schemeClr val="phClr">
+                <a:satMod val="103000"/>
+                <a:lumMod val="102000"/>
+                <a:tint val="94000"/>
+              </a:schemeClr>
+            </a:gs>
+            <a:gs pos="50000">
+              <a:schemeClr val="phClr">
+                <a:satMod val="110000"/>
+                <a:lumMod val="100000"/>
+                <a:shade val="100000"/>
+              </a:schemeClr>
+            </a:gs>
+            <a:gs pos="100000">
+              <a:schemeClr val="phClr">
+                <a:lumMod val="99000"/>
+                <a:satMod val="120000"/>
+                <a:shade val="78000"/>
+              </a:schemeClr>
+            </a:gs>
+          </a:gsLst>
+          <a:lin ang="5400000" scaled="0"/>
+        </a:gradFill>
+      </a:fillStyleLst>
+      <a:lnStyleLst>
+        <a:ln w="12700" cap="flat" cmpd="sng" algn="ctr">
+          <a:solidFill>
+            <a:schemeClr val="phClr"/>
+          </a:solidFill>
+          <a:prstDash val="solid"/>
+          <a:miter lim="800000"/>
+        </a:ln>
+        <a:ln w="19050" cap="flat" cmpd="sng" algn="ctr">
+          <a:solidFill>
+            <a:schemeClr val="phClr"/>
+          </a:solidFill>
+          <a:prstDash val="solid"/>
+          <a:miter lim="800000"/>
+        </a:ln>
+        <a:ln w="25400" cap="flat" cmpd="sng" algn="ctr">
+          <a:solidFill>
+            <a:schemeClr val="phClr"/>
+          </a:solidFill>
+          <a:prstDash val="solid"/>
+          <a:miter lim="800000"/>
+        </a:ln>
+      </a:lnStyleLst>
+      <a:effectStyleLst>
+        <a:effectStyle>
+          <a:effectLst/>
+        </a:effectStyle>
+        <a:effectStyle>
+          <a:effectLst/>
+        </a:effectStyle>
+        <a:effectStyle>
+          <a:effectLst>
+            <a:outerShdw blurRad="57150" dist="19050" dir="5400000" algn="ctr" rotWithShape="0">
+              <a:srgbClr val="000000">
+                <a:alpha val="63000"/>
+              </a:srgbClr>
+            </a:outerShdw>
+          </a:effectLst>
+        </a:effectStyle>
+      </a:effectStyleLst>
+      <a:bgFillStyleLst>
+        <a:solidFill>
+          <a:schemeClr val="phClr"/>
+        </a:solidFill>
+        <a:solidFill>
+          <a:schemeClr val="phClr">
+            <a:tint val="95000"/>
+            <a:satMod val="170000"/>
+          </a:schemeClr>
+        </a:solidFill>
+        <a:gradFill rotWithShape="1">
+          <a:gsLst>
+            <a:gs pos="0">
+              <a:schemeClr val="phClr">
+                <a:tint val="93000"/>
+                <a:satMod val="150000"/>
+                <a:shade val="98000"/>
+                <a:lumMod val="102000"/>
+              </a:schemeClr>
+            </a:gs>
+            <a:gs pos="50000">
+              <a:schemeClr val="phClr">
+                <a:tint val="98000"/>
+                <a:satMod val="130000"/>
+                <a:shade val="90000"/>
+                <a:lumMod val="103000"/>
+              </a:schemeClr>
+            </a:gs>
+            <a:gs pos="100000">
+              <a:schemeClr val="phClr">
+                <a:shade val="63000"/>
+                <a:satMod val="120000"/>
+              </a:schemeClr>
+            </a:gs>
+          </a:gsLst>
+          <a:lin ang="5400000" scaled="0"/>
+        </a:gradFill>
+      </a:bgFillStyleLst>
+    </a:fmtScheme>
+  </a:themeElements>
+  <a:objectDefaults>
+    <a:lnDef>
+      <a:spPr/>
+      <a:bodyPr/>
+      <a:lstStyle/>
+      <a:style>
+        <a:lnRef idx="2">
+          <a:schemeClr val="accent1"/>
+        </a:lnRef>
+        <a:fillRef idx="0">
+          <a:schemeClr val="accent1"/>
+        </a:fillRef>
+        <a:effectRef idx="1">
+          <a:schemeClr val="accent1"/>
+        </a:effectRef>
+        <a:fontRef idx="minor">
+          <a:schemeClr val="tx1"/>
+        </a:fontRef>
+      </a:style>
+    </a:lnDef>
+  </a:objectDefaults>
+  <a:extraClrSchemeLst/>
+  <a:extLst>
+    <a:ext uri="{05A4C25C-085E-4340-85A3-A5531E510DB2}">
+      <thm15:themeFamily xmlns:thm15="http://schemas.microsoft.com/office/thememl/2012/main" name="Office Theme" id="{2E142A2C-CD16-42D6-873A-C26D2A0506FA}" vid="{1BDDFF52-6CD6-40A5-AB3C-68EB2F1E4D0A}"/>
+    </a:ext>
+  </a:extLst>
+</a:theme>
 </file>